--- a/Assets/Projektdokumentation.docx
+++ b/Assets/Projektdokumentation.docx
@@ -2768,23 +2768,7 @@
           <w:sz w:val="28"/>
           <w:szCs w:val="28"/>
         </w:rPr>
-        <w:t xml:space="preserve">1 </w:t>
-      </w:r>
-      <w:proofErr w:type="gramStart"/>
-      <w:r>
-        <w:rPr>
-          <w:sz w:val="28"/>
-          <w:szCs w:val="28"/>
-        </w:rPr>
-        <w:t>Stunde  –</w:t>
-      </w:r>
-      <w:proofErr w:type="gramEnd"/>
-      <w:r>
-        <w:rPr>
-          <w:sz w:val="28"/>
-          <w:szCs w:val="28"/>
-        </w:rPr>
-        <w:t xml:space="preserve">  Aufbau der Grundstruktur aller Seiten mit Routern</w:t>
+        <w:t>1 Stunde  –  Aufbau der Grundstruktur aller Seiten mit Routern</w:t>
       </w:r>
     </w:p>
     <w:p>
@@ -3015,7 +2999,14 @@
           <w:sz w:val="28"/>
           <w:szCs w:val="28"/>
         </w:rPr>
-        <w:t>2 Stunden - Bugbehebung</w:t>
+        <w:t>10</w:t>
+      </w:r>
+      <w:r>
+        <w:rPr>
+          <w:sz w:val="28"/>
+          <w:szCs w:val="28"/>
+        </w:rPr>
+        <w:t xml:space="preserve"> Stunden - Bugbehebung</w:t>
       </w:r>
     </w:p>
     <w:p>

--- a/Assets/Projektdokumentation.docx
+++ b/Assets/Projektdokumentation.docx
@@ -1722,7 +1722,28 @@
           <w:sz w:val="28"/>
           <w:szCs w:val="28"/>
         </w:rPr>
-        <w:t>alle notwendigen Aufgaben und deren aktueller Status festgelegt wird</w:t>
+        <w:t>alle notwendigen Aufgaben</w:t>
+      </w:r>
+      <w:r>
+        <w:rPr>
+          <w:sz w:val="28"/>
+          <w:szCs w:val="28"/>
+        </w:rPr>
+        <w:t xml:space="preserve">, </w:t>
+      </w:r>
+      <w:r>
+        <w:rPr>
+          <w:sz w:val="28"/>
+          <w:szCs w:val="28"/>
+        </w:rPr>
+        <w:t>deren aktueller Status</w:t>
+      </w:r>
+      <w:r>
+        <w:rPr>
+          <w:sz w:val="28"/>
+          <w:szCs w:val="28"/>
+        </w:rPr>
+        <w:t xml:space="preserve"> sowie die Verantwortlichkeiten der einzelnen Teammitglieder festgehalten werden. Dies dient als ein Ticketsystem</w:t>
       </w:r>
       <w:r>
         <w:rPr>
@@ -1742,23 +1763,21 @@
     </w:p>
     <w:p>
       <w:pPr>
-        <w:jc w:val="center"/>
-        <w:rPr>
-          <w:sz w:val="28"/>
-          <w:szCs w:val="28"/>
-        </w:rPr>
-      </w:pPr>
-      <w:r>
-        <w:rPr>
-          <w:noProof/>
+        <w:rPr>
+          <w:sz w:val="28"/>
+          <w:szCs w:val="28"/>
+        </w:rPr>
+      </w:pPr>
+      <w:r>
+        <w:rPr>
           <w:sz w:val="28"/>
           <w:szCs w:val="28"/>
         </w:rPr>
         <w:drawing>
-          <wp:inline distT="0" distB="0" distL="0" distR="0" wp14:anchorId="368178AE" wp14:editId="576147A6">
-            <wp:extent cx="3899471" cy="3849153"/>
-            <wp:effectExtent l="0" t="0" r="0" b="0"/>
-            <wp:docPr id="416018192" name="Grafik 1" descr="Ein Bild, das Text, Screenshot, Schrift, Zahl enthält.&#10;&#10;Automatisch generierte Beschreibung"/>
+          <wp:inline distT="0" distB="0" distL="0" distR="0" wp14:anchorId="7A241E3D" wp14:editId="50597F7A">
+            <wp:extent cx="3596709" cy="4051139"/>
+            <wp:effectExtent l="0" t="0" r="0" b="635"/>
+            <wp:docPr id="281083457" name="Grafik 1" descr="Ein Bild, das Text, Screenshot, Schrift, Zahl enthält.&#10;&#10;KI-generierte Inhalte können fehlerhaft sein."/>
             <wp:cNvGraphicFramePr>
               <a:graphicFrameLocks xmlns:a="http://schemas.openxmlformats.org/drawingml/2006/main" noChangeAspect="1"/>
             </wp:cNvGraphicFramePr>
@@ -1766,7 +1785,7 @@
               <a:graphicData uri="http://schemas.openxmlformats.org/drawingml/2006/picture">
                 <pic:pic xmlns:pic="http://schemas.openxmlformats.org/drawingml/2006/picture">
                   <pic:nvPicPr>
-                    <pic:cNvPr id="416018192" name="Grafik 1" descr="Ein Bild, das Text, Screenshot, Schrift, Zahl enthält.&#10;&#10;Automatisch generierte Beschreibung"/>
+                    <pic:cNvPr id="281083457" name="Grafik 1" descr="Ein Bild, das Text, Screenshot, Schrift, Zahl enthält.&#10;&#10;KI-generierte Inhalte können fehlerhaft sein."/>
                     <pic:cNvPicPr/>
                   </pic:nvPicPr>
                   <pic:blipFill>
@@ -1778,7 +1797,7 @@
                   <pic:spPr>
                     <a:xfrm>
                       <a:off x="0" y="0"/>
-                      <a:ext cx="3924515" cy="3873874"/>
+                      <a:ext cx="3614249" cy="4070895"/>
                     </a:xfrm>
                     <a:prstGeom prst="rect">
                       <a:avLst/>
@@ -1811,7 +1830,6 @@
           <w:sz w:val="28"/>
           <w:szCs w:val="28"/>
         </w:rPr>
-        <w:lastRenderedPageBreak/>
         <w:t xml:space="preserve">Zuerst haben wir die Datenbank erstellt und final </w:t>
       </w:r>
       <w:r>
@@ -2059,6 +2077,53 @@
         <w:t>erstellen</w:t>
       </w:r>
     </w:p>
+    <w:p>
+      <w:pPr>
+        <w:rPr>
+          <w:sz w:val="28"/>
+          <w:szCs w:val="28"/>
+        </w:rPr>
+      </w:pPr>
+    </w:p>
+    <w:p>
+      <w:pPr>
+        <w:rPr>
+          <w:sz w:val="32"/>
+          <w:szCs w:val="32"/>
+        </w:rPr>
+      </w:pPr>
+      <w:r>
+        <w:rPr>
+          <w:sz w:val="28"/>
+          <w:szCs w:val="28"/>
+        </w:rPr>
+        <w:t>Darauffolgend begann die Entwicklung nach dem top-down Prinzip. Die Übersichtsseiten wurden erstellt, worauf die einzelnen Unterkategorien und letztlich Inhalte folgten. Es hat sich ein trunk-</w:t>
+      </w:r>
+      <w:proofErr w:type="spellStart"/>
+      <w:r>
+        <w:rPr>
+          <w:sz w:val="28"/>
+          <w:szCs w:val="28"/>
+        </w:rPr>
+        <w:t>based</w:t>
+      </w:r>
+      <w:proofErr w:type="spellEnd"/>
+      <w:r>
+        <w:rPr>
+          <w:sz w:val="28"/>
+          <w:szCs w:val="28"/>
+        </w:rPr>
+        <w:t xml:space="preserve"> Workflow entwickelt. Nachdem die Anforderungen erfüllt waren, wurden mögliche Fehlerquellen beseitigt und das Nutzererlebnis durch das Styling aufgewertet. </w:t>
+      </w:r>
+      <w:r>
+        <w:rPr>
+          <w:sz w:val="28"/>
+          <w:szCs w:val="28"/>
+        </w:rPr>
+        <w:br/>
+        <w:t>Wir haben Verbesserungsvorschläge und Bugs stets festgehalten, worauf sich die Gruppenmitglieder Diese dann frei aussuchen konnten.</w:t>
+      </w:r>
+    </w:p>
     <w:p/>
     <w:p/>
     <w:p>
@@ -2074,18 +2139,15 @@
       </w:r>
     </w:p>
     <w:p>
-      <w:pPr>
-        <w:jc w:val="center"/>
-      </w:pPr>
       <w:r>
         <w:rPr>
           <w:noProof/>
         </w:rPr>
         <w:drawing>
-          <wp:inline distT="0" distB="0" distL="0" distR="0" wp14:anchorId="615A7E40" wp14:editId="6D74EDE1">
-            <wp:extent cx="5613303" cy="4015085"/>
+          <wp:inline distT="0" distB="0" distL="0" distR="0" wp14:anchorId="613B4801" wp14:editId="2D539CF0">
+            <wp:extent cx="4419420" cy="4306186"/>
             <wp:effectExtent l="0" t="0" r="635" b="0"/>
-            <wp:docPr id="171298499" name="Grafik 1"/>
+            <wp:docPr id="918784609" name="Grafik 3"/>
             <wp:cNvGraphicFramePr>
               <a:graphicFrameLocks xmlns:a="http://schemas.openxmlformats.org/drawingml/2006/main" noChangeAspect="1"/>
             </wp:cNvGraphicFramePr>
@@ -2093,7 +2155,7 @@
               <a:graphicData uri="http://schemas.openxmlformats.org/drawingml/2006/picture">
                 <pic:pic xmlns:pic="http://schemas.openxmlformats.org/drawingml/2006/picture">
                   <pic:nvPicPr>
-                    <pic:cNvPr id="171298499" name="Grafik 171298499"/>
+                    <pic:cNvPr id="918784609" name="Grafik 918784609"/>
                     <pic:cNvPicPr/>
                   </pic:nvPicPr>
                   <pic:blipFill>
@@ -2105,7 +2167,7 @@
                   <pic:spPr>
                     <a:xfrm>
                       <a:off x="0" y="0"/>
-                      <a:ext cx="5618521" cy="4018818"/>
+                      <a:ext cx="4430456" cy="4316939"/>
                     </a:xfrm>
                     <a:prstGeom prst="rect">
                       <a:avLst/>
@@ -2135,10 +2197,10 @@
           <w:noProof/>
         </w:rPr>
         <w:drawing>
-          <wp:inline distT="0" distB="0" distL="0" distR="0" wp14:anchorId="25526722" wp14:editId="38987519">
-            <wp:extent cx="6840220" cy="4467860"/>
-            <wp:effectExtent l="0" t="0" r="5080" b="2540"/>
-            <wp:docPr id="2074866554" name="Grafik 1"/>
+          <wp:inline distT="0" distB="0" distL="0" distR="0" wp14:anchorId="41A29D7A" wp14:editId="358D2FB2">
+            <wp:extent cx="6840220" cy="5457825"/>
+            <wp:effectExtent l="0" t="0" r="5080" b="3175"/>
+            <wp:docPr id="287141054" name="Grafik 2"/>
             <wp:cNvGraphicFramePr>
               <a:graphicFrameLocks xmlns:a="http://schemas.openxmlformats.org/drawingml/2006/main" noChangeAspect="1"/>
             </wp:cNvGraphicFramePr>
@@ -2146,7 +2208,7 @@
               <a:graphicData uri="http://schemas.openxmlformats.org/drawingml/2006/picture">
                 <pic:pic xmlns:pic="http://schemas.openxmlformats.org/drawingml/2006/picture">
                   <pic:nvPicPr>
-                    <pic:cNvPr id="2074866554" name="Grafik 2074866554"/>
+                    <pic:cNvPr id="287141054" name="Grafik 287141054"/>
                     <pic:cNvPicPr/>
                   </pic:nvPicPr>
                   <pic:blipFill>
@@ -2158,7 +2220,7 @@
                   <pic:spPr>
                     <a:xfrm>
                       <a:off x="0" y="0"/>
-                      <a:ext cx="6840220" cy="4467860"/>
+                      <a:ext cx="6840220" cy="5457825"/>
                     </a:xfrm>
                     <a:prstGeom prst="rect">
                       <a:avLst/>
@@ -2171,41 +2233,6 @@
         </w:drawing>
       </w:r>
     </w:p>
-    <w:p>
-      <w:r>
-        <w:br/>
-      </w:r>
-      <w:r>
-        <w:t>Darauffolgend</w:t>
-      </w:r>
-      <w:r>
-        <w:t xml:space="preserve"> </w:t>
-      </w:r>
-      <w:r>
-        <w:t xml:space="preserve">begann die Entwicklung nach dem top-down </w:t>
-      </w:r>
-      <w:r>
-        <w:t>P</w:t>
-      </w:r>
-      <w:r>
-        <w:t>rinzip. Die Übersichtsseiten wurden erstellt, worauf die einzelnen Unterkategorien und letztlich Inhalte folgten. Es hat sich ein trunk-</w:t>
-      </w:r>
-      <w:proofErr w:type="spellStart"/>
-      <w:r>
-        <w:t>based</w:t>
-      </w:r>
-      <w:proofErr w:type="spellEnd"/>
-      <w:r>
-        <w:t xml:space="preserve"> Workflow entwickelt.</w:t>
-      </w:r>
-      <w:r>
-        <w:t xml:space="preserve"> Nachdem die Anforderungen erfüllt waren, wurden mögliche Fehlerquellen beseitigt und das Nutzererlebnis durch das Styling aufgewertet. </w:t>
-      </w:r>
-      <w:r>
-        <w:br/>
-        <w:t>Wir haben Verbesserungsvorschläge und Bugs stets festgehalten, worauf sich die Gruppenmitglieder Diese dann frei aussuchen konnten.</w:t>
-      </w:r>
-    </w:p>
     <w:p/>
     <w:p>
       <w:pPr>
@@ -2425,58 +2452,51 @@
           <w:sz w:val="28"/>
           <w:szCs w:val="28"/>
         </w:rPr>
-        <w:t xml:space="preserve"> und die Erstellung der Datenbank sehr Nutzerfreundlich </w:t>
-      </w:r>
+        <w:t xml:space="preserve"> und die Erstellung der Datenbank sehr Nutzerfreundlich ist</w:t>
+      </w:r>
+      <w:r>
+        <w:rPr>
+          <w:sz w:val="28"/>
+          <w:szCs w:val="28"/>
+        </w:rPr>
+        <w:t>.</w:t>
+      </w:r>
+      <w:r>
+        <w:rPr>
+          <w:sz w:val="28"/>
+          <w:szCs w:val="28"/>
+        </w:rPr>
+        <w:t xml:space="preserve"> </w:t>
+      </w:r>
+      <w:r>
+        <w:rPr>
+          <w:sz w:val="28"/>
+          <w:szCs w:val="28"/>
+        </w:rPr>
+        <w:t xml:space="preserve">Daraufhin wurde sie in das Projekt importiert, um alle Projektabhängigkeiten beisammenzuhaben. </w:t>
+      </w:r>
+    </w:p>
+    <w:p>
+      <w:pPr>
+        <w:rPr>
+          <w:sz w:val="28"/>
+          <w:szCs w:val="28"/>
+        </w:rPr>
+      </w:pPr>
+    </w:p>
+    <w:p>
+      <w:pPr>
+        <w:rPr>
+          <w:sz w:val="28"/>
+          <w:szCs w:val="28"/>
+        </w:rPr>
+      </w:pPr>
       <w:r>
         <w:rPr>
           <w:sz w:val="28"/>
           <w:szCs w:val="28"/>
         </w:rPr>
         <w:lastRenderedPageBreak/>
-        <w:t>ist</w:t>
-      </w:r>
-      <w:r>
-        <w:rPr>
-          <w:sz w:val="28"/>
-          <w:szCs w:val="28"/>
-        </w:rPr>
-        <w:t>.</w:t>
-      </w:r>
-      <w:r>
-        <w:rPr>
-          <w:sz w:val="28"/>
-          <w:szCs w:val="28"/>
-        </w:rPr>
-        <w:t xml:space="preserve"> </w:t>
-      </w:r>
-      <w:r>
-        <w:rPr>
-          <w:sz w:val="28"/>
-          <w:szCs w:val="28"/>
-        </w:rPr>
-        <w:t xml:space="preserve">Daraufhin wurde sie in das Projekt importiert, um alle Projektabhängigkeiten beisammenzuhaben. </w:t>
-      </w:r>
-    </w:p>
-    <w:p>
-      <w:pPr>
-        <w:rPr>
-          <w:sz w:val="28"/>
-          <w:szCs w:val="28"/>
-        </w:rPr>
-      </w:pPr>
-    </w:p>
-    <w:p>
-      <w:pPr>
-        <w:rPr>
-          <w:sz w:val="28"/>
-          <w:szCs w:val="28"/>
-        </w:rPr>
-      </w:pPr>
-      <w:r>
-        <w:rPr>
-          <w:sz w:val="28"/>
-          <w:szCs w:val="28"/>
-        </w:rPr>
         <w:t>Damit Frontend und die Datenbank miteinander kommunizieren können, braucht es Node.js</w:t>
       </w:r>
       <w:r>

--- a/Assets/Projektdokumentation.docx
+++ b/Assets/Projektdokumentation.docx
@@ -419,6 +419,7 @@
         </w:rPr>
         <w:t xml:space="preserve">Maria </w:t>
       </w:r>
+      <w:proofErr w:type="spellStart"/>
       <w:r>
         <w:rPr>
           <w:rFonts w:asciiTheme="majorHAnsi" w:hAnsiTheme="majorHAnsi"/>
@@ -427,6 +428,7 @@
         </w:rPr>
         <w:t>Neciporenko</w:t>
       </w:r>
+      <w:proofErr w:type="spellEnd"/>
       <w:r>
         <w:rPr>
           <w:rFonts w:asciiTheme="majorHAnsi" w:hAnsiTheme="majorHAnsi"/>
@@ -1144,7 +1146,7 @@
                 <w:szCs w:val="28"/>
                 <w:u w:val="none"/>
               </w:rPr>
-              <w:t>5</w:t>
+              <w:t>6</w:t>
             </w:r>
             <w:r>
               <w:rPr>
@@ -1260,7 +1262,7 @@
                 <w:szCs w:val="28"/>
                 <w:u w:val="none"/>
               </w:rPr>
-              <w:t>5</w:t>
+              <w:t>6</w:t>
             </w:r>
             <w:r>
               <w:rPr>
@@ -1376,7 +1378,7 @@
                 <w:szCs w:val="28"/>
                 <w:u w:val="none"/>
               </w:rPr>
-              <w:t>6</w:t>
+              <w:t>7</w:t>
             </w:r>
             <w:r>
               <w:rPr>
@@ -1715,35 +1717,21 @@
           <w:sz w:val="28"/>
           <w:szCs w:val="28"/>
         </w:rPr>
-        <w:t xml:space="preserve">Unsere Planung findet in einer Word-Datei statt, in welcher </w:t>
-      </w:r>
-      <w:r>
-        <w:rPr>
-          <w:sz w:val="28"/>
-          <w:szCs w:val="28"/>
-        </w:rPr>
-        <w:t>alle notwendigen Aufgaben</w:t>
-      </w:r>
-      <w:r>
-        <w:rPr>
-          <w:sz w:val="28"/>
-          <w:szCs w:val="28"/>
-        </w:rPr>
-        <w:t xml:space="preserve">, </w:t>
-      </w:r>
-      <w:r>
-        <w:rPr>
-          <w:sz w:val="28"/>
-          <w:szCs w:val="28"/>
-        </w:rPr>
-        <w:t>deren aktueller Status</w:t>
-      </w:r>
-      <w:r>
-        <w:rPr>
-          <w:sz w:val="28"/>
-          <w:szCs w:val="28"/>
-        </w:rPr>
-        <w:t xml:space="preserve"> sowie die Verantwortlichkeiten der einzelnen Teammitglieder festgehalten werden. Dies dient als ein Ticketsystem</w:t>
+        <w:t>Unser Team besteht insgesamt aus vier Mitglieder, darunter befinden sich zwei Anwendungsentwickler und zwei Systemintegratoren.</w:t>
+      </w:r>
+      <w:r>
+        <w:rPr>
+          <w:sz w:val="28"/>
+          <w:szCs w:val="28"/>
+        </w:rPr>
+        <w:t xml:space="preserve"> Unsere Planung findet in einer Word-Datei statt, in welcher </w:t>
+      </w:r>
+      <w:r>
+        <w:rPr>
+          <w:sz w:val="28"/>
+          <w:szCs w:val="28"/>
+        </w:rPr>
+        <w:t>alle notwendigen Aufgaben und deren aktueller Status festgelegt wird</w:t>
       </w:r>
       <w:r>
         <w:rPr>
@@ -1763,21 +1751,23 @@
     </w:p>
     <w:p>
       <w:pPr>
-        <w:rPr>
-          <w:sz w:val="28"/>
-          <w:szCs w:val="28"/>
-        </w:rPr>
-      </w:pPr>
-      <w:r>
-        <w:rPr>
+        <w:jc w:val="center"/>
+        <w:rPr>
+          <w:sz w:val="28"/>
+          <w:szCs w:val="28"/>
+        </w:rPr>
+      </w:pPr>
+      <w:r>
+        <w:rPr>
+          <w:noProof/>
           <w:sz w:val="28"/>
           <w:szCs w:val="28"/>
         </w:rPr>
         <w:drawing>
-          <wp:inline distT="0" distB="0" distL="0" distR="0" wp14:anchorId="7A241E3D" wp14:editId="50597F7A">
-            <wp:extent cx="3596709" cy="4051139"/>
-            <wp:effectExtent l="0" t="0" r="0" b="635"/>
-            <wp:docPr id="281083457" name="Grafik 1" descr="Ein Bild, das Text, Screenshot, Schrift, Zahl enthält.&#10;&#10;KI-generierte Inhalte können fehlerhaft sein."/>
+          <wp:inline distT="0" distB="0" distL="0" distR="0" wp14:anchorId="368178AE" wp14:editId="576147A6">
+            <wp:extent cx="3899471" cy="3849153"/>
+            <wp:effectExtent l="0" t="0" r="0" b="0"/>
+            <wp:docPr id="416018192" name="Grafik 1" descr="Ein Bild, das Text, Screenshot, Schrift, Zahl enthält.&#10;&#10;Automatisch generierte Beschreibung"/>
             <wp:cNvGraphicFramePr>
               <a:graphicFrameLocks xmlns:a="http://schemas.openxmlformats.org/drawingml/2006/main" noChangeAspect="1"/>
             </wp:cNvGraphicFramePr>
@@ -1785,7 +1775,7 @@
               <a:graphicData uri="http://schemas.openxmlformats.org/drawingml/2006/picture">
                 <pic:pic xmlns:pic="http://schemas.openxmlformats.org/drawingml/2006/picture">
                   <pic:nvPicPr>
-                    <pic:cNvPr id="281083457" name="Grafik 1" descr="Ein Bild, das Text, Screenshot, Schrift, Zahl enthält.&#10;&#10;KI-generierte Inhalte können fehlerhaft sein."/>
+                    <pic:cNvPr id="416018192" name="Grafik 1" descr="Ein Bild, das Text, Screenshot, Schrift, Zahl enthält.&#10;&#10;Automatisch generierte Beschreibung"/>
                     <pic:cNvPicPr/>
                   </pic:nvPicPr>
                   <pic:blipFill>
@@ -1797,7 +1787,7 @@
                   <pic:spPr>
                     <a:xfrm>
                       <a:off x="0" y="0"/>
-                      <a:ext cx="3614249" cy="4070895"/>
+                      <a:ext cx="3924515" cy="3873874"/>
                     </a:xfrm>
                     <a:prstGeom prst="rect">
                       <a:avLst/>
@@ -2088,16 +2078,117 @@
     <w:p>
       <w:pPr>
         <w:rPr>
-          <w:sz w:val="32"/>
-          <w:szCs w:val="32"/>
-        </w:rPr>
-      </w:pPr>
-      <w:r>
-        <w:rPr>
-          <w:sz w:val="28"/>
-          <w:szCs w:val="28"/>
-        </w:rPr>
-        <w:t>Darauffolgend begann die Entwicklung nach dem top-down Prinzip. Die Übersichtsseiten wurden erstellt, worauf die einzelnen Unterkategorien und letztlich Inhalte folgten. Es hat sich ein trunk-</w:t>
+          <w:sz w:val="28"/>
+          <w:szCs w:val="28"/>
+        </w:rPr>
+      </w:pPr>
+      <w:r>
+        <w:rPr>
+          <w:sz w:val="28"/>
+          <w:szCs w:val="28"/>
+        </w:rPr>
+        <w:t xml:space="preserve">Schlussendlich </w:t>
+      </w:r>
+      <w:r>
+        <w:rPr>
+          <w:sz w:val="28"/>
+          <w:szCs w:val="28"/>
+        </w:rPr>
+        <w:t>haben</w:t>
+      </w:r>
+      <w:r>
+        <w:rPr>
+          <w:sz w:val="28"/>
+          <w:szCs w:val="28"/>
+        </w:rPr>
+        <w:t xml:space="preserve"> wir in die Software-Programmierung</w:t>
+      </w:r>
+      <w:r>
+        <w:rPr>
+          <w:sz w:val="28"/>
+          <w:szCs w:val="28"/>
+        </w:rPr>
+        <w:t xml:space="preserve"> mit der Planung der Aufgaben begonnen</w:t>
+      </w:r>
+      <w:r>
+        <w:rPr>
+          <w:sz w:val="28"/>
+          <w:szCs w:val="28"/>
+        </w:rPr>
+        <w:t>. Oliver und Dominik, die Systemintegratoren der Gruppe, übernehmen das Testen der Software, die Datenbank-Logik, das Erstellen von notwendigen Diagrammen sowie Texte schreiben</w:t>
+      </w:r>
+      <w:r>
+        <w:rPr>
+          <w:sz w:val="28"/>
+          <w:szCs w:val="28"/>
+        </w:rPr>
+        <w:t xml:space="preserve"> für die verschiedenen Komponenten</w:t>
+      </w:r>
+      <w:r>
+        <w:rPr>
+          <w:sz w:val="28"/>
+          <w:szCs w:val="28"/>
+        </w:rPr>
+        <w:t>.</w:t>
+      </w:r>
+      <w:r>
+        <w:rPr>
+          <w:sz w:val="28"/>
+          <w:szCs w:val="28"/>
+        </w:rPr>
+        <w:t xml:space="preserve"> </w:t>
+      </w:r>
+    </w:p>
+    <w:p>
+      <w:pPr>
+        <w:rPr>
+          <w:sz w:val="28"/>
+          <w:szCs w:val="28"/>
+        </w:rPr>
+      </w:pPr>
+      <w:r>
+        <w:rPr>
+          <w:sz w:val="28"/>
+          <w:szCs w:val="28"/>
+        </w:rPr>
+        <w:t>Die Anwendungsentwickler Maria und Louis übernehmen die Arbeit im Frontend</w:t>
+      </w:r>
+      <w:r>
+        <w:rPr>
+          <w:sz w:val="28"/>
+          <w:szCs w:val="28"/>
+        </w:rPr>
+        <w:t xml:space="preserve"> und teilen sich die verschiedenen Komponenten untereinander auf.</w:t>
+      </w:r>
+      <w:r>
+        <w:rPr>
+          <w:sz w:val="28"/>
+          <w:szCs w:val="28"/>
+        </w:rPr>
+        <w:t xml:space="preserve"> Louis übernimmt das Implementieren der Suchfunktion, sowie Team- und Spieler-Komponenten. Dazu gehört unter anderem auch die geforderten CRUD-Operationen</w:t>
+      </w:r>
+    </w:p>
+    <w:p>
+      <w:pPr>
+        <w:rPr>
+          <w:sz w:val="28"/>
+          <w:szCs w:val="28"/>
+        </w:rPr>
+      </w:pPr>
+    </w:p>
+    <w:p>
+      <w:pPr>
+        <w:rPr>
+          <w:sz w:val="28"/>
+          <w:szCs w:val="28"/>
+        </w:rPr>
+      </w:pPr>
+      <w:r>
+        <w:rPr>
+          <w:sz w:val="28"/>
+          <w:szCs w:val="28"/>
+        </w:rPr>
+        <w:t>Beim unserem Workflow im Git wird folgendermaßen vorgegangen: Wenn eine neue Komponente oder ein neues Feature in das Projekt implementiert werden soll, werden zuerst alle Änderungen vom Main-Branch mit „</w:t>
       </w:r>
       <w:proofErr w:type="spellStart"/>
       <w:r>
@@ -2105,7 +2196,7 @@
           <w:sz w:val="28"/>
           <w:szCs w:val="28"/>
         </w:rPr>
-        <w:t>based</w:t>
+        <w:t>git</w:t>
       </w:r>
       <w:proofErr w:type="spellEnd"/>
       <w:r>
@@ -2113,41 +2204,184 @@
           <w:sz w:val="28"/>
           <w:szCs w:val="28"/>
         </w:rPr>
-        <w:t xml:space="preserve"> Workflow entwickelt. Nachdem die Anforderungen erfüllt waren, wurden mögliche Fehlerquellen beseitigt und das Nutzererlebnis durch das Styling aufgewertet. </w:t>
-      </w:r>
-      <w:r>
-        <w:rPr>
-          <w:sz w:val="28"/>
-          <w:szCs w:val="28"/>
-        </w:rPr>
-        <w:br/>
-        <w:t>Wir haben Verbesserungsvorschläge und Bugs stets festgehalten, worauf sich die Gruppenmitglieder Diese dann frei aussuchen konnten.</w:t>
-      </w:r>
-    </w:p>
-    <w:p/>
-    <w:p/>
-    <w:p>
-      <w:pPr>
-        <w:pStyle w:val="berschrift1"/>
-      </w:pPr>
-      <w:r>
-        <w:t>ER-Modell</w:t>
-      </w:r>
-      <w:bookmarkEnd w:id="2"/>
-      <w:r>
+        <w:t xml:space="preserve"> pull“ lokal geholt und schlussendlich ein neuer Branch, auf Basis des Main-Branch, für das eigentliche Feature erstellt. </w:t>
+      </w:r>
+    </w:p>
+    <w:p>
+      <w:pPr>
+        <w:rPr>
+          <w:sz w:val="28"/>
+          <w:szCs w:val="28"/>
+        </w:rPr>
+      </w:pPr>
+      <w:r>
+        <w:rPr>
+          <w:sz w:val="28"/>
+          <w:szCs w:val="28"/>
+        </w:rPr>
+        <w:t>Auf dem Feature-Branch</w:t>
+      </w:r>
+      <w:r>
+        <w:rPr>
+          <w:sz w:val="28"/>
+          <w:szCs w:val="28"/>
+        </w:rPr>
+        <w:t xml:space="preserve"> wird dann der nötige Code programmiert, getestet und in den </w:t>
+      </w:r>
+      <w:r>
+        <w:rPr>
+          <w:sz w:val="28"/>
+          <w:szCs w:val="28"/>
+        </w:rPr>
+        <w:t>production</w:t>
+      </w:r>
+      <w:r>
+        <w:rPr>
+          <w:sz w:val="28"/>
+          <w:szCs w:val="28"/>
+        </w:rPr>
+        <w:t>-Branch gemerged.</w:t>
+      </w:r>
+      <w:r>
+        <w:rPr>
+          <w:sz w:val="28"/>
+          <w:szCs w:val="28"/>
+        </w:rPr>
         <w:t xml:space="preserve"> </w:t>
       </w:r>
-    </w:p>
-    <w:p>
+      <w:r>
+        <w:rPr>
+          <w:sz w:val="28"/>
+          <w:szCs w:val="28"/>
+        </w:rPr>
+        <w:t xml:space="preserve">Sinn und Zweck des </w:t>
+      </w:r>
+      <w:r>
+        <w:rPr>
+          <w:sz w:val="28"/>
+          <w:szCs w:val="28"/>
+        </w:rPr>
+        <w:t>production</w:t>
+      </w:r>
+      <w:r>
+        <w:rPr>
+          <w:sz w:val="28"/>
+          <w:szCs w:val="28"/>
+        </w:rPr>
+        <w:t>-Branch</w:t>
+      </w:r>
+      <w:r>
+        <w:rPr>
+          <w:sz w:val="28"/>
+          <w:szCs w:val="28"/>
+        </w:rPr>
+        <w:t xml:space="preserve"> ist es, die Integrität des </w:t>
+      </w:r>
+      <w:r>
+        <w:rPr>
+          <w:sz w:val="28"/>
+          <w:szCs w:val="28"/>
+        </w:rPr>
+        <w:t>Main-Branch</w:t>
+      </w:r>
+      <w:r>
+        <w:rPr>
+          <w:sz w:val="28"/>
+          <w:szCs w:val="28"/>
+        </w:rPr>
+        <w:t xml:space="preserve"> zu schützen und die Software zu mit allen neuen Änderungen testen</w:t>
+      </w:r>
+      <w:r>
+        <w:rPr>
+          <w:sz w:val="28"/>
+          <w:szCs w:val="28"/>
+        </w:rPr>
+        <w:t xml:space="preserve"> zu können</w:t>
+      </w:r>
+      <w:r>
+        <w:rPr>
+          <w:sz w:val="28"/>
+          <w:szCs w:val="28"/>
+        </w:rPr>
+        <w:t>.</w:t>
+      </w:r>
+    </w:p>
+    <w:p>
+      <w:pPr>
+        <w:rPr>
+          <w:sz w:val="28"/>
+          <w:szCs w:val="28"/>
+        </w:rPr>
+      </w:pPr>
+      <w:r>
+        <w:rPr>
+          <w:sz w:val="28"/>
+          <w:szCs w:val="28"/>
+        </w:rPr>
+        <w:t xml:space="preserve">Schlussendlich wird der </w:t>
+      </w:r>
+      <w:r>
+        <w:rPr>
+          <w:sz w:val="28"/>
+          <w:szCs w:val="28"/>
+        </w:rPr>
+        <w:t>production</w:t>
+      </w:r>
+      <w:r>
+        <w:rPr>
+          <w:sz w:val="28"/>
+          <w:szCs w:val="28"/>
+        </w:rPr>
+        <w:t xml:space="preserve">-Branch, insofern es keine Fehler gibt und die neuen Änderungen in der Pull Request </w:t>
+      </w:r>
+      <w:r>
+        <w:rPr>
+          <w:sz w:val="28"/>
+          <w:szCs w:val="28"/>
+        </w:rPr>
+        <w:t>genehmigt</w:t>
+      </w:r>
+      <w:r>
+        <w:rPr>
+          <w:sz w:val="28"/>
+          <w:szCs w:val="28"/>
+        </w:rPr>
+        <w:t xml:space="preserve"> wurden, dann in den Main-Branch</w:t>
+      </w:r>
+      <w:r>
+        <w:rPr>
+          <w:sz w:val="28"/>
+          <w:szCs w:val="28"/>
+        </w:rPr>
+        <w:t xml:space="preserve"> gemerged. So werden die Änderungen dann im Frontend fehlerfrei eingebaut</w:t>
+      </w:r>
+      <w:r>
+        <w:rPr>
+          <w:sz w:val="28"/>
+          <w:szCs w:val="28"/>
+        </w:rPr>
+        <w:t>.</w:t>
+      </w:r>
+    </w:p>
+    <w:p>
+      <w:pPr>
+        <w:jc w:val="center"/>
+        <w:rPr>
+          <w:sz w:val="28"/>
+          <w:szCs w:val="28"/>
+        </w:rPr>
+      </w:pPr>
       <w:r>
         <w:rPr>
           <w:noProof/>
+          <w:sz w:val="28"/>
+          <w:szCs w:val="28"/>
         </w:rPr>
         <w:drawing>
-          <wp:inline distT="0" distB="0" distL="0" distR="0" wp14:anchorId="613B4801" wp14:editId="2D539CF0">
-            <wp:extent cx="4419420" cy="4306186"/>
-            <wp:effectExtent l="0" t="0" r="635" b="0"/>
-            <wp:docPr id="918784609" name="Grafik 3"/>
+          <wp:inline distT="0" distB="0" distL="0" distR="0" wp14:anchorId="233BA28D" wp14:editId="52B75731">
+            <wp:extent cx="5262179" cy="2402958"/>
+            <wp:effectExtent l="0" t="0" r="0" b="0"/>
+            <wp:docPr id="138588861" name="Grafik 1"/>
             <wp:cNvGraphicFramePr>
               <a:graphicFrameLocks xmlns:a="http://schemas.openxmlformats.org/drawingml/2006/main" noChangeAspect="1"/>
             </wp:cNvGraphicFramePr>
@@ -2155,7 +2389,7 @@
               <a:graphicData uri="http://schemas.openxmlformats.org/drawingml/2006/picture">
                 <pic:pic xmlns:pic="http://schemas.openxmlformats.org/drawingml/2006/picture">
                   <pic:nvPicPr>
-                    <pic:cNvPr id="918784609" name="Grafik 918784609"/>
+                    <pic:cNvPr id="138588861" name="Grafik 138588861"/>
                     <pic:cNvPicPr/>
                   </pic:nvPicPr>
                   <pic:blipFill>
@@ -2167,7 +2401,7 @@
                   <pic:spPr>
                     <a:xfrm>
                       <a:off x="0" y="0"/>
-                      <a:ext cx="4430456" cy="4316939"/>
+                      <a:ext cx="5298532" cy="2419558"/>
                     </a:xfrm>
                     <a:prstGeom prst="rect">
                       <a:avLst/>
@@ -2180,27 +2414,33 @@
         </w:drawing>
       </w:r>
     </w:p>
+    <w:p/>
+    <w:p/>
     <w:p>
       <w:pPr>
         <w:pStyle w:val="berschrift1"/>
       </w:pPr>
-      <w:bookmarkStart w:id="3" w:name="_Toc183270644"/>
-      <w:r>
-        <w:lastRenderedPageBreak/>
-        <w:t>Datenbankstruktur</w:t>
-      </w:r>
-      <w:bookmarkEnd w:id="3"/>
-    </w:p>
-    <w:p>
+      <w:r>
+        <w:t>ER-Modell</w:t>
+      </w:r>
+      <w:bookmarkEnd w:id="2"/>
+      <w:r>
+        <w:t xml:space="preserve"> </w:t>
+      </w:r>
+    </w:p>
+    <w:p>
+      <w:pPr>
+        <w:jc w:val="center"/>
+      </w:pPr>
       <w:r>
         <w:rPr>
           <w:noProof/>
         </w:rPr>
         <w:drawing>
-          <wp:inline distT="0" distB="0" distL="0" distR="0" wp14:anchorId="41A29D7A" wp14:editId="358D2FB2">
-            <wp:extent cx="6840220" cy="5457825"/>
-            <wp:effectExtent l="0" t="0" r="5080" b="3175"/>
-            <wp:docPr id="287141054" name="Grafik 2"/>
+          <wp:inline distT="0" distB="0" distL="0" distR="0" wp14:anchorId="615A7E40" wp14:editId="6D74EDE1">
+            <wp:extent cx="5613303" cy="4015085"/>
+            <wp:effectExtent l="0" t="0" r="635" b="0"/>
+            <wp:docPr id="171298499" name="Grafik 1"/>
             <wp:cNvGraphicFramePr>
               <a:graphicFrameLocks xmlns:a="http://schemas.openxmlformats.org/drawingml/2006/main" noChangeAspect="1"/>
             </wp:cNvGraphicFramePr>
@@ -2208,7 +2448,7 @@
               <a:graphicData uri="http://schemas.openxmlformats.org/drawingml/2006/picture">
                 <pic:pic xmlns:pic="http://schemas.openxmlformats.org/drawingml/2006/picture">
                   <pic:nvPicPr>
-                    <pic:cNvPr id="287141054" name="Grafik 287141054"/>
+                    <pic:cNvPr id="171298499" name="Grafik 171298499"/>
                     <pic:cNvPicPr/>
                   </pic:nvPicPr>
                   <pic:blipFill>
@@ -2220,7 +2460,7 @@
                   <pic:spPr>
                     <a:xfrm>
                       <a:off x="0" y="0"/>
-                      <a:ext cx="6840220" cy="5457825"/>
+                      <a:ext cx="5618521" cy="4018818"/>
                     </a:xfrm>
                     <a:prstGeom prst="rect">
                       <a:avLst/>
@@ -2233,6 +2473,59 @@
         </w:drawing>
       </w:r>
     </w:p>
+    <w:p>
+      <w:pPr>
+        <w:pStyle w:val="berschrift1"/>
+      </w:pPr>
+      <w:bookmarkStart w:id="3" w:name="_Toc183270644"/>
+      <w:r>
+        <w:lastRenderedPageBreak/>
+        <w:t>Datenbankstruktur</w:t>
+      </w:r>
+      <w:bookmarkEnd w:id="3"/>
+    </w:p>
+    <w:p>
+      <w:r>
+        <w:rPr>
+          <w:noProof/>
+        </w:rPr>
+        <w:drawing>
+          <wp:inline distT="0" distB="0" distL="0" distR="0" wp14:anchorId="25526722" wp14:editId="38987519">
+            <wp:extent cx="6840220" cy="4467860"/>
+            <wp:effectExtent l="0" t="0" r="5080" b="2540"/>
+            <wp:docPr id="2074866554" name="Grafik 1"/>
+            <wp:cNvGraphicFramePr>
+              <a:graphicFrameLocks xmlns:a="http://schemas.openxmlformats.org/drawingml/2006/main" noChangeAspect="1"/>
+            </wp:cNvGraphicFramePr>
+            <a:graphic xmlns:a="http://schemas.openxmlformats.org/drawingml/2006/main">
+              <a:graphicData uri="http://schemas.openxmlformats.org/drawingml/2006/picture">
+                <pic:pic xmlns:pic="http://schemas.openxmlformats.org/drawingml/2006/picture">
+                  <pic:nvPicPr>
+                    <pic:cNvPr id="2074866554" name="Grafik 2074866554"/>
+                    <pic:cNvPicPr/>
+                  </pic:nvPicPr>
+                  <pic:blipFill>
+                    <a:blip r:embed="rId11"/>
+                    <a:stretch>
+                      <a:fillRect/>
+                    </a:stretch>
+                  </pic:blipFill>
+                  <pic:spPr>
+                    <a:xfrm>
+                      <a:off x="0" y="0"/>
+                      <a:ext cx="6840220" cy="4467860"/>
+                    </a:xfrm>
+                    <a:prstGeom prst="rect">
+                      <a:avLst/>
+                    </a:prstGeom>
+                  </pic:spPr>
+                </pic:pic>
+              </a:graphicData>
+            </a:graphic>
+          </wp:inline>
+        </w:drawing>
+      </w:r>
+    </w:p>
     <w:p/>
     <w:p>
       <w:pPr>
@@ -2258,7 +2551,7 @@
         </w:rPr>
         <w:t xml:space="preserve">Für das Entwickeln der Teamverwaltungssoftware wurde das JavaScript-Framework </w:t>
       </w:r>
-      <w:hyperlink r:id="rId11" w:history="1">
+      <w:hyperlink r:id="rId12" w:history="1">
         <w:r>
           <w:rPr>
             <w:rStyle w:val="Hyperlink"/>
@@ -2336,37 +2629,7 @@
           <w:sz w:val="28"/>
           <w:szCs w:val="28"/>
         </w:rPr>
-        <w:t xml:space="preserve"> </w:t>
-      </w:r>
-      <w:proofErr w:type="gramStart"/>
-      <w:r>
-        <w:rPr>
-          <w:sz w:val="28"/>
-          <w:szCs w:val="28"/>
-        </w:rPr>
-        <w:t xml:space="preserve">es </w:t>
-      </w:r>
-      <w:r>
-        <w:rPr>
-          <w:sz w:val="28"/>
-          <w:szCs w:val="28"/>
-        </w:rPr>
-        <w:t>vergleichsweise</w:t>
-      </w:r>
-      <w:proofErr w:type="gramEnd"/>
-      <w:r>
-        <w:rPr>
-          <w:sz w:val="28"/>
-          <w:szCs w:val="28"/>
-        </w:rPr>
-        <w:t xml:space="preserve"> </w:t>
-      </w:r>
-      <w:r>
-        <w:rPr>
-          <w:sz w:val="28"/>
-          <w:szCs w:val="28"/>
-        </w:rPr>
-        <w:t>einfach und intuitiv zu erlernen ist, auch wenn man</w:t>
+        <w:t xml:space="preserve"> es einfach und intuitiv zu erlernen ist, auch wenn man</w:t>
       </w:r>
       <w:r>
         <w:rPr>
@@ -2445,73 +2708,73 @@
           <w:sz w:val="28"/>
           <w:szCs w:val="28"/>
         </w:rPr>
-        <w:t>es im Vergleich zu den verschiedenen Datenbankverwaltungssystemen von SQL sehr stark verbreitet ist</w:t>
-      </w:r>
-      <w:r>
-        <w:rPr>
-          <w:sz w:val="28"/>
-          <w:szCs w:val="28"/>
-        </w:rPr>
-        <w:t xml:space="preserve"> und die Erstellung der Datenbank sehr Nutzerfreundlich ist</w:t>
-      </w:r>
-      <w:r>
-        <w:rPr>
-          <w:sz w:val="28"/>
-          <w:szCs w:val="28"/>
-        </w:rPr>
-        <w:t>.</w:t>
-      </w:r>
-      <w:r>
-        <w:rPr>
-          <w:sz w:val="28"/>
-          <w:szCs w:val="28"/>
-        </w:rPr>
-        <w:t xml:space="preserve"> </w:t>
-      </w:r>
-      <w:r>
-        <w:rPr>
-          <w:sz w:val="28"/>
-          <w:szCs w:val="28"/>
-        </w:rPr>
-        <w:t xml:space="preserve">Daraufhin wurde sie in das Projekt importiert, um alle Projektabhängigkeiten beisammenzuhaben. </w:t>
-      </w:r>
-    </w:p>
-    <w:p>
-      <w:pPr>
-        <w:rPr>
-          <w:sz w:val="28"/>
-          <w:szCs w:val="28"/>
-        </w:rPr>
-      </w:pPr>
-    </w:p>
-    <w:p>
-      <w:pPr>
-        <w:rPr>
-          <w:sz w:val="28"/>
-          <w:szCs w:val="28"/>
-        </w:rPr>
-      </w:pPr>
+        <w:t>es im Vergleich zu den verschiedenen Datenbankverwaltungssystemen von SQL sehr stark verbreitet ist.</w:t>
+      </w:r>
+      <w:r>
+        <w:rPr>
+          <w:sz w:val="28"/>
+          <w:szCs w:val="28"/>
+        </w:rPr>
+        <w:t xml:space="preserve"> Abgesehen davon bietet es Zuverlässigkeit und Schnelligkeit, was sich</w:t>
+      </w:r>
+      <w:r>
+        <w:rPr>
+          <w:sz w:val="28"/>
+          <w:szCs w:val="28"/>
+        </w:rPr>
+        <w:t xml:space="preserve"> zudem</w:t>
+      </w:r>
+      <w:r>
+        <w:rPr>
+          <w:sz w:val="28"/>
+          <w:szCs w:val="28"/>
+        </w:rPr>
+        <w:t xml:space="preserve"> positiv auf die Performance der Anwendung bei Datenbankabfragen auswirkt.</w:t>
+      </w:r>
+    </w:p>
+    <w:p>
+      <w:pPr>
+        <w:rPr>
+          <w:sz w:val="28"/>
+          <w:szCs w:val="28"/>
+        </w:rPr>
+      </w:pPr>
+    </w:p>
+    <w:p>
+      <w:pPr>
+        <w:rPr>
+          <w:sz w:val="28"/>
+          <w:szCs w:val="28"/>
+        </w:rPr>
+      </w:pPr>
+      <w:r>
+        <w:rPr>
+          <w:sz w:val="28"/>
+          <w:szCs w:val="28"/>
+        </w:rPr>
+        <w:t>Damit Frontend und die Datenbank miteinander kommunizieren können, braucht es Node.js</w:t>
+      </w:r>
+      <w:r>
+        <w:rPr>
+          <w:sz w:val="28"/>
+          <w:szCs w:val="28"/>
+        </w:rPr>
+        <w:t xml:space="preserve"> und </w:t>
+      </w:r>
+      <w:r>
+        <w:rPr>
+          <w:sz w:val="28"/>
+          <w:szCs w:val="28"/>
+        </w:rPr>
+        <w:t xml:space="preserve">das Framework Express.js. Mithilfe von Node.js kann über eine REST-API mit Endpoints eine Verbindung zur Datenbank hergestellt werden. Allerdings läuft Node.js nur auf dem Client-Gerät und kann nicht direkt mit der Anwendung, die auf einem Server </w:t>
+      </w:r>
       <w:r>
         <w:rPr>
           <w:sz w:val="28"/>
           <w:szCs w:val="28"/>
         </w:rPr>
         <w:lastRenderedPageBreak/>
-        <w:t>Damit Frontend und die Datenbank miteinander kommunizieren können, braucht es Node.js</w:t>
-      </w:r>
-      <w:r>
-        <w:rPr>
-          <w:sz w:val="28"/>
-          <w:szCs w:val="28"/>
-        </w:rPr>
-        <w:t xml:space="preserve"> und </w:t>
-      </w:r>
-      <w:r>
-        <w:rPr>
-          <w:sz w:val="28"/>
-          <w:szCs w:val="28"/>
-        </w:rPr>
-        <w:t>das Framework Express.js. Mithilfe von Node.js kann über eine REST-API mit Endpoints eine Verbindung zur Datenbank hergestellt werden. Allerdings läuft Node.js nur auf dem Client-Gerät und kann nicht direkt mit der Anwendung, die auf einem Server läuft, kommunizieren. Daher wird mit Express.js</w:t>
+        <w:t>läuft, kommunizieren. Daher wird mit Express.js</w:t>
       </w:r>
       <w:r>
         <w:rPr>
@@ -2741,14 +3004,7 @@
           <w:sz w:val="28"/>
           <w:szCs w:val="28"/>
         </w:rPr>
-        <w:t xml:space="preserve">1 Stunde – Vue.js-Projekt </w:t>
-      </w:r>
-      <w:r>
-        <w:rPr>
-          <w:sz w:val="28"/>
-          <w:szCs w:val="28"/>
-        </w:rPr>
-        <w:t>aufsetzen + Einführung</w:t>
+        <w:t>1 Stunde – Vue.js-Projekt erstellen</w:t>
       </w:r>
     </w:p>
     <w:p>
@@ -2768,7 +3024,7 @@
           <w:sz w:val="28"/>
           <w:szCs w:val="28"/>
         </w:rPr>
-        <w:t>2 Stunden – Containerisierung</w:t>
+        <w:t>2 Stunden – Startseiten- und Verwaltungs-Komponente</w:t>
       </w:r>
     </w:p>
     <w:p>
@@ -2788,7 +3044,7 @@
           <w:sz w:val="28"/>
           <w:szCs w:val="28"/>
         </w:rPr>
-        <w:t>1 Stunde  –  Aufbau der Grundstruktur aller Seiten mit Routern</w:t>
+        <w:t xml:space="preserve">5 Stunden – Player-Komponenten sowie die notwendigen CRUD-Operationen </w:t>
       </w:r>
     </w:p>
     <w:p>
@@ -2808,56 +3064,7 @@
           <w:sz w:val="28"/>
           <w:szCs w:val="28"/>
         </w:rPr>
-        <w:t>4</w:t>
-      </w:r>
-      <w:r>
-        <w:rPr>
-          <w:sz w:val="28"/>
-          <w:szCs w:val="28"/>
-        </w:rPr>
-        <w:t xml:space="preserve"> Stunden </w:t>
-      </w:r>
-      <w:r>
-        <w:rPr>
-          <w:sz w:val="28"/>
-          <w:szCs w:val="28"/>
-        </w:rPr>
-        <w:t>–</w:t>
-      </w:r>
-      <w:r>
-        <w:rPr>
-          <w:sz w:val="28"/>
-          <w:szCs w:val="28"/>
-        </w:rPr>
-        <w:t xml:space="preserve"> </w:t>
-      </w:r>
-      <w:r>
-        <w:rPr>
-          <w:sz w:val="28"/>
-          <w:szCs w:val="28"/>
-        </w:rPr>
-        <w:t>Player Vs Player</w:t>
-      </w:r>
-      <w:r>
-        <w:rPr>
-          <w:sz w:val="28"/>
-          <w:szCs w:val="28"/>
-        </w:rPr>
-        <w:t xml:space="preserve"> + Team V</w:t>
-      </w:r>
-      <w:r>
-        <w:rPr>
-          <w:sz w:val="28"/>
-          <w:szCs w:val="28"/>
-        </w:rPr>
-        <w:t>s</w:t>
-      </w:r>
-      <w:r>
-        <w:rPr>
-          <w:sz w:val="28"/>
-          <w:szCs w:val="28"/>
-        </w:rPr>
-        <w:t xml:space="preserve"> Team Modi</w:t>
+        <w:t>6 Stunden – Team-Komponenten sowie die notwendigen CRUD-Operationen</w:t>
       </w:r>
     </w:p>
     <w:p>
@@ -2877,156 +3084,7 @@
           <w:sz w:val="28"/>
           <w:szCs w:val="28"/>
         </w:rPr>
-        <w:t>2 Stunden - Turniermodus</w:t>
-      </w:r>
-    </w:p>
-    <w:p>
-      <w:pPr>
-        <w:pStyle w:val="Listenabsatz"/>
-        <w:numPr>
-          <w:ilvl w:val="0"/>
-          <w:numId w:val="2"/>
-        </w:numPr>
-        <w:rPr>
-          <w:sz w:val="28"/>
-          <w:szCs w:val="28"/>
-        </w:rPr>
-      </w:pPr>
-      <w:r>
-        <w:rPr>
-          <w:sz w:val="28"/>
-          <w:szCs w:val="28"/>
-        </w:rPr>
-        <w:t>4</w:t>
-      </w:r>
-      <w:r>
-        <w:rPr>
-          <w:sz w:val="28"/>
-          <w:szCs w:val="28"/>
-        </w:rPr>
-        <w:t xml:space="preserve"> Stunden –</w:t>
-      </w:r>
-      <w:r>
-        <w:rPr>
-          <w:sz w:val="28"/>
-          <w:szCs w:val="28"/>
-        </w:rPr>
-        <w:t xml:space="preserve"> Einstellungen</w:t>
-      </w:r>
-      <w:r>
-        <w:rPr>
-          <w:sz w:val="28"/>
-          <w:szCs w:val="28"/>
-        </w:rPr>
-        <w:t xml:space="preserve"> </w:t>
-      </w:r>
-    </w:p>
-    <w:p>
-      <w:pPr>
-        <w:pStyle w:val="Listenabsatz"/>
-        <w:numPr>
-          <w:ilvl w:val="0"/>
-          <w:numId w:val="2"/>
-        </w:numPr>
-        <w:rPr>
-          <w:sz w:val="28"/>
-          <w:szCs w:val="28"/>
-        </w:rPr>
-      </w:pPr>
-      <w:r>
-        <w:rPr>
-          <w:sz w:val="28"/>
-          <w:szCs w:val="28"/>
-        </w:rPr>
-        <w:t>5</w:t>
-      </w:r>
-      <w:r>
-        <w:rPr>
-          <w:sz w:val="28"/>
-          <w:szCs w:val="28"/>
-        </w:rPr>
-        <w:t xml:space="preserve"> Stunden –</w:t>
-      </w:r>
-      <w:r>
-        <w:rPr>
-          <w:sz w:val="28"/>
-          <w:szCs w:val="28"/>
-        </w:rPr>
-        <w:t xml:space="preserve"> </w:t>
-      </w:r>
-      <w:r>
-        <w:rPr>
-          <w:sz w:val="28"/>
-          <w:szCs w:val="28"/>
-        </w:rPr>
-        <w:t>CRUD-Operationen</w:t>
-      </w:r>
-    </w:p>
-    <w:p>
-      <w:pPr>
-        <w:pStyle w:val="Listenabsatz"/>
-        <w:numPr>
-          <w:ilvl w:val="0"/>
-          <w:numId w:val="2"/>
-        </w:numPr>
-        <w:rPr>
-          <w:sz w:val="28"/>
-          <w:szCs w:val="28"/>
-        </w:rPr>
-      </w:pPr>
-      <w:r>
-        <w:rPr>
-          <w:sz w:val="28"/>
-          <w:szCs w:val="28"/>
-        </w:rPr>
         <w:t>1 Stunde – Suchfunktion für Spieler</w:t>
-      </w:r>
-    </w:p>
-    <w:p>
-      <w:pPr>
-        <w:pStyle w:val="Listenabsatz"/>
-        <w:numPr>
-          <w:ilvl w:val="0"/>
-          <w:numId w:val="2"/>
-        </w:numPr>
-        <w:rPr>
-          <w:sz w:val="28"/>
-          <w:szCs w:val="28"/>
-        </w:rPr>
-      </w:pPr>
-      <w:r>
-        <w:rPr>
-          <w:sz w:val="28"/>
-          <w:szCs w:val="28"/>
-        </w:rPr>
-        <w:t>1 Stunde - Styling</w:t>
-      </w:r>
-    </w:p>
-    <w:p>
-      <w:pPr>
-        <w:pStyle w:val="Listenabsatz"/>
-        <w:numPr>
-          <w:ilvl w:val="0"/>
-          <w:numId w:val="2"/>
-        </w:numPr>
-        <w:rPr>
-          <w:sz w:val="28"/>
-          <w:szCs w:val="28"/>
-        </w:rPr>
-      </w:pPr>
-      <w:r>
-        <w:rPr>
-          <w:sz w:val="28"/>
-          <w:szCs w:val="28"/>
-        </w:rPr>
-        <w:t>10</w:t>
-      </w:r>
-      <w:r>
-        <w:rPr>
-          <w:sz w:val="28"/>
-          <w:szCs w:val="28"/>
-        </w:rPr>
-        <w:t xml:space="preserve"> Stunden - Bugbehebung</w:t>
       </w:r>
     </w:p>
     <w:p>
@@ -3039,9 +3097,9 @@
     <w:p/>
     <w:p/>
     <w:sectPr>
-      <w:headerReference w:type="default" r:id="rId12"/>
-      <w:footerReference w:type="even" r:id="rId13"/>
-      <w:footerReference w:type="default" r:id="rId14"/>
+      <w:headerReference w:type="default" r:id="rId13"/>
+      <w:footerReference w:type="even" r:id="rId14"/>
+      <w:footerReference w:type="default" r:id="rId15"/>
       <w:pgSz w:w="11906" w:h="16838"/>
       <w:pgMar w:top="851" w:right="567" w:bottom="851" w:left="567" w:header="708" w:footer="708" w:gutter="0"/>
       <w:cols w:space="708"/>

--- a/Assets/Projektdokumentation.docx
+++ b/Assets/Projektdokumentation.docx
@@ -342,17 +342,8 @@
           <w:sz w:val="28"/>
           <w:szCs w:val="28"/>
         </w:rPr>
-        <w:t xml:space="preserve">Oliver </w:t>
-      </w:r>
-      <w:proofErr w:type="spellStart"/>
-      <w:r>
-        <w:rPr>
-          <w:sz w:val="28"/>
-          <w:szCs w:val="28"/>
-        </w:rPr>
-        <w:t>Skronn</w:t>
-      </w:r>
-      <w:proofErr w:type="spellEnd"/>
+        <w:t>Oliver Skronn</w:t>
+      </w:r>
       <w:r>
         <w:rPr>
           <w:sz w:val="28"/>
@@ -379,17 +370,8 @@
           <w:sz w:val="28"/>
           <w:szCs w:val="28"/>
         </w:rPr>
-        <w:t xml:space="preserve">Dominik </w:t>
-      </w:r>
-      <w:proofErr w:type="spellStart"/>
-      <w:r>
-        <w:rPr>
-          <w:sz w:val="28"/>
-          <w:szCs w:val="28"/>
-        </w:rPr>
-        <w:t>Krauberger</w:t>
-      </w:r>
-      <w:proofErr w:type="spellEnd"/>
+        <w:t>Dominik Krauberger</w:t>
+      </w:r>
       <w:r>
         <w:rPr>
           <w:sz w:val="28"/>
@@ -419,7 +401,6 @@
         </w:rPr>
         <w:t xml:space="preserve">Maria </w:t>
       </w:r>
-      <w:proofErr w:type="spellStart"/>
       <w:r>
         <w:rPr>
           <w:rFonts w:asciiTheme="majorHAnsi" w:hAnsiTheme="majorHAnsi"/>
@@ -428,7 +409,6 @@
         </w:rPr>
         <w:t>Neciporenko</w:t>
       </w:r>
-      <w:proofErr w:type="spellEnd"/>
       <w:r>
         <w:rPr>
           <w:rFonts w:asciiTheme="majorHAnsi" w:hAnsiTheme="majorHAnsi"/>
@@ -1561,23 +1541,7 @@
           <w:sz w:val="28"/>
           <w:szCs w:val="28"/>
         </w:rPr>
-        <w:t xml:space="preserve">1 </w:t>
-      </w:r>
-      <w:proofErr w:type="spellStart"/>
-      <w:r>
-        <w:rPr>
-          <w:sz w:val="28"/>
-          <w:szCs w:val="28"/>
-        </w:rPr>
-        <w:t>vs</w:t>
-      </w:r>
-      <w:proofErr w:type="spellEnd"/>
-      <w:r>
-        <w:rPr>
-          <w:sz w:val="28"/>
-          <w:szCs w:val="28"/>
-        </w:rPr>
-        <w:t xml:space="preserve"> 1 Matchmaking-Modus</w:t>
+        <w:t>1 vs 1 Matchmaking-Modus</w:t>
       </w:r>
     </w:p>
     <w:p>
@@ -1623,7 +1587,6 @@
           <w:lang w:val="en-US"/>
         </w:rPr>
       </w:pPr>
-      <w:proofErr w:type="spellStart"/>
       <w:r>
         <w:rPr>
           <w:sz w:val="28"/>
@@ -1632,7 +1595,6 @@
         </w:rPr>
         <w:t>Turniermodus</w:t>
       </w:r>
-      <w:proofErr w:type="spellEnd"/>
     </w:p>
     <w:p>
       <w:pPr>
@@ -2158,53 +2120,86 @@
           <w:sz w:val="28"/>
           <w:szCs w:val="28"/>
         </w:rPr>
-        <w:t xml:space="preserve"> und teilen sich die verschiedenen Komponenten untereinander auf.</w:t>
-      </w:r>
-      <w:r>
-        <w:rPr>
-          <w:sz w:val="28"/>
-          <w:szCs w:val="28"/>
-        </w:rPr>
-        <w:t xml:space="preserve"> Louis übernimmt das Implementieren der Suchfunktion, sowie Team- und Spieler-Komponenten. Dazu gehört unter anderem auch die geforderten CRUD-Operationen</w:t>
-      </w:r>
-    </w:p>
-    <w:p>
-      <w:pPr>
-        <w:rPr>
-          <w:sz w:val="28"/>
-          <w:szCs w:val="28"/>
-        </w:rPr>
-      </w:pPr>
-    </w:p>
-    <w:p>
-      <w:pPr>
-        <w:rPr>
-          <w:sz w:val="28"/>
-          <w:szCs w:val="28"/>
-        </w:rPr>
-      </w:pPr>
-      <w:r>
-        <w:rPr>
-          <w:sz w:val="28"/>
-          <w:szCs w:val="28"/>
-        </w:rPr>
-        <w:t>Beim unserem Workflow im Git wird folgendermaßen vorgegangen: Wenn eine neue Komponente oder ein neues Feature in das Projekt implementiert werden soll, werden zuerst alle Änderungen vom Main-Branch mit „</w:t>
-      </w:r>
-      <w:proofErr w:type="spellStart"/>
-      <w:r>
-        <w:rPr>
-          <w:sz w:val="28"/>
-          <w:szCs w:val="28"/>
-        </w:rPr>
-        <w:t>git</w:t>
-      </w:r>
-      <w:proofErr w:type="spellEnd"/>
-      <w:r>
-        <w:rPr>
-          <w:sz w:val="28"/>
-          <w:szCs w:val="28"/>
-        </w:rPr>
-        <w:t xml:space="preserve"> pull“ lokal geholt und schlussendlich ein neuer Branch, auf Basis des Main-Branch, für das eigentliche Feature erstellt. </w:t>
+        <w:t xml:space="preserve"> und teilen sich die verschiedenen Komponenten untereinander auf</w:t>
+      </w:r>
+      <w:r>
+        <w:rPr>
+          <w:sz w:val="28"/>
+          <w:szCs w:val="28"/>
+        </w:rPr>
+        <w:t>.</w:t>
+      </w:r>
+      <w:r>
+        <w:rPr>
+          <w:sz w:val="28"/>
+          <w:szCs w:val="28"/>
+        </w:rPr>
+        <w:t xml:space="preserve"> </w:t>
+      </w:r>
+      <w:r>
+        <w:rPr>
+          <w:sz w:val="28"/>
+          <w:szCs w:val="28"/>
+        </w:rPr>
+        <w:t>Louis übernimmt</w:t>
+      </w:r>
+      <w:r>
+        <w:rPr>
+          <w:sz w:val="28"/>
+          <w:szCs w:val="28"/>
+        </w:rPr>
+        <w:t xml:space="preserve"> beispielsweise</w:t>
+      </w:r>
+      <w:r>
+        <w:rPr>
+          <w:sz w:val="28"/>
+          <w:szCs w:val="28"/>
+        </w:rPr>
+        <w:t xml:space="preserve"> das Implementieren der Suchfunktion</w:t>
+      </w:r>
+      <w:r>
+        <w:rPr>
+          <w:sz w:val="28"/>
+          <w:szCs w:val="28"/>
+        </w:rPr>
+        <w:t>, das Leaderboard</w:t>
+      </w:r>
+      <w:r>
+        <w:rPr>
+          <w:sz w:val="28"/>
+          <w:szCs w:val="28"/>
+        </w:rPr>
+        <w:t>, sowie Team- und Spieler-Komponenten. Dazu gehört unter anderem auch die geforderten CRUD-Operationen</w:t>
+      </w:r>
+      <w:r>
+        <w:rPr>
+          <w:sz w:val="28"/>
+          <w:szCs w:val="28"/>
+        </w:rPr>
+        <w:t>. Maria hingegen übernimmt die Verantwortlichkeit für die verschiedenen Spielmodi sowie deren CRUD-Operation.</w:t>
+      </w:r>
+    </w:p>
+    <w:p>
+      <w:pPr>
+        <w:rPr>
+          <w:sz w:val="28"/>
+          <w:szCs w:val="28"/>
+        </w:rPr>
+      </w:pPr>
+    </w:p>
+    <w:p>
+      <w:pPr>
+        <w:rPr>
+          <w:sz w:val="28"/>
+          <w:szCs w:val="28"/>
+        </w:rPr>
+      </w:pPr>
+      <w:r>
+        <w:rPr>
+          <w:sz w:val="28"/>
+          <w:szCs w:val="28"/>
+        </w:rPr>
+        <w:t xml:space="preserve">Beim unserem Workflow im Git wird folgendermaßen vorgegangen: Wenn eine neue Komponente oder ein neues Feature in das Projekt implementiert werden soll, werden zuerst alle Änderungen vom Main-Branch mit „git pull“ lokal geholt und schlussendlich ein neuer Branch, auf Basis des Main-Branch, für das eigentliche Feature erstellt. </w:t>
       </w:r>
     </w:p>
     <w:p>
@@ -2268,28 +2263,7 @@
           <w:sz w:val="28"/>
           <w:szCs w:val="28"/>
         </w:rPr>
-        <w:t>-Branch</w:t>
-      </w:r>
-      <w:r>
-        <w:rPr>
-          <w:sz w:val="28"/>
-          <w:szCs w:val="28"/>
-        </w:rPr>
-        <w:t xml:space="preserve"> ist es, die Integrität des </w:t>
-      </w:r>
-      <w:r>
-        <w:rPr>
-          <w:sz w:val="28"/>
-          <w:szCs w:val="28"/>
-        </w:rPr>
-        <w:t>Main-Branch</w:t>
-      </w:r>
-      <w:r>
-        <w:rPr>
-          <w:sz w:val="28"/>
-          <w:szCs w:val="28"/>
-        </w:rPr>
-        <w:t xml:space="preserve"> zu schützen und die Software zu mit allen neuen Änderungen testen</w:t>
+        <w:t>-Branch ist es, die Integrität des Main-Branch zu schützen und die Software zu mit allen neuen Änderungen testen</w:t>
       </w:r>
       <w:r>
         <w:rPr>
@@ -2377,6 +2351,7 @@
           <w:sz w:val="28"/>
           <w:szCs w:val="28"/>
         </w:rPr>
+        <w:lastRenderedPageBreak/>
         <w:drawing>
           <wp:inline distT="0" distB="0" distL="0" distR="0" wp14:anchorId="233BA28D" wp14:editId="52B75731">
             <wp:extent cx="5262179" cy="2402958"/>
@@ -3085,6 +3060,26 @@
           <w:szCs w:val="28"/>
         </w:rPr>
         <w:t>1 Stunde – Suchfunktion für Spieler</w:t>
+      </w:r>
+    </w:p>
+    <w:p>
+      <w:pPr>
+        <w:pStyle w:val="Listenabsatz"/>
+        <w:numPr>
+          <w:ilvl w:val="0"/>
+          <w:numId w:val="2"/>
+        </w:numPr>
+        <w:rPr>
+          <w:sz w:val="28"/>
+          <w:szCs w:val="28"/>
+        </w:rPr>
+      </w:pPr>
+      <w:r>
+        <w:rPr>
+          <w:sz w:val="28"/>
+          <w:szCs w:val="28"/>
+        </w:rPr>
+        <w:t>2 Stunden – Leaderboard-Komponenten</w:t>
       </w:r>
     </w:p>
     <w:p>

--- a/Assets/Projektdokumentation.docx
+++ b/Assets/Projektdokumentation.docx
@@ -2120,7 +2120,108 @@
           <w:sz w:val="28"/>
           <w:szCs w:val="28"/>
         </w:rPr>
-        <w:t xml:space="preserve"> und teilen sich die verschiedenen Komponenten untereinander auf</w:t>
+        <w:t xml:space="preserve"> und teilen sich die verschiedenen Komponenten untereinander auf.</w:t>
+      </w:r>
+      <w:r>
+        <w:rPr>
+          <w:sz w:val="28"/>
+          <w:szCs w:val="28"/>
+        </w:rPr>
+        <w:t xml:space="preserve"> Louis übernimmt das Implementieren der Suchfunktion, sowie Team- und Spieler-Komponenten. Dazu gehört unter anderem auch die geforderten CRUD-Operationen</w:t>
+      </w:r>
+    </w:p>
+    <w:p>
+      <w:pPr>
+        <w:rPr>
+          <w:sz w:val="28"/>
+          <w:szCs w:val="28"/>
+        </w:rPr>
+      </w:pPr>
+    </w:p>
+    <w:p>
+      <w:pPr>
+        <w:rPr>
+          <w:sz w:val="28"/>
+          <w:szCs w:val="28"/>
+        </w:rPr>
+      </w:pPr>
+      <w:r>
+        <w:rPr>
+          <w:sz w:val="28"/>
+          <w:szCs w:val="28"/>
+        </w:rPr>
+        <w:t xml:space="preserve">Beim unserem Workflow im Git wird folgendermaßen vorgegangen: Wenn eine neue Komponente oder ein neues Feature in das Projekt implementiert werden soll, werden zuerst alle Änderungen vom Main-Branch mit „git pull“ lokal geholt und schlussendlich ein neuer Branch, auf Basis des Main-Branch, für das eigentliche Feature erstellt. </w:t>
+      </w:r>
+    </w:p>
+    <w:p>
+      <w:pPr>
+        <w:rPr>
+          <w:sz w:val="28"/>
+          <w:szCs w:val="28"/>
+        </w:rPr>
+      </w:pPr>
+      <w:r>
+        <w:rPr>
+          <w:sz w:val="28"/>
+          <w:szCs w:val="28"/>
+        </w:rPr>
+        <w:t>Auf dem Feature-Branch</w:t>
+      </w:r>
+      <w:r>
+        <w:rPr>
+          <w:sz w:val="28"/>
+          <w:szCs w:val="28"/>
+        </w:rPr>
+        <w:t xml:space="preserve"> wird dann der nötige Code programmiert, getestet und in den </w:t>
+      </w:r>
+      <w:r>
+        <w:rPr>
+          <w:sz w:val="28"/>
+          <w:szCs w:val="28"/>
+        </w:rPr>
+        <w:t>production</w:t>
+      </w:r>
+      <w:r>
+        <w:rPr>
+          <w:sz w:val="28"/>
+          <w:szCs w:val="28"/>
+        </w:rPr>
+        <w:t>-Branch gemerged.</w:t>
+      </w:r>
+      <w:r>
+        <w:rPr>
+          <w:sz w:val="28"/>
+          <w:szCs w:val="28"/>
+        </w:rPr>
+        <w:t xml:space="preserve"> </w:t>
+      </w:r>
+      <w:r>
+        <w:rPr>
+          <w:sz w:val="28"/>
+          <w:szCs w:val="28"/>
+        </w:rPr>
+        <w:t xml:space="preserve">Sinn und Zweck des </w:t>
+      </w:r>
+      <w:r>
+        <w:rPr>
+          <w:sz w:val="28"/>
+          <w:szCs w:val="28"/>
+        </w:rPr>
+        <w:t>production</w:t>
+      </w:r>
+      <w:r>
+        <w:rPr>
+          <w:sz w:val="28"/>
+          <w:szCs w:val="28"/>
+        </w:rPr>
+        <w:t>-Branch ist es, die Integrität des Main-Branch zu schützen und die Software zu mit allen neuen Änderungen testen</w:t>
+      </w:r>
+      <w:r>
+        <w:rPr>
+          <w:sz w:val="28"/>
+          <w:szCs w:val="28"/>
+        </w:rPr>
+        <w:t xml:space="preserve"> zu können</w:t>
       </w:r>
       <w:r>
         <w:rPr>
@@ -2129,99 +2230,20 @@
         </w:rPr>
         <w:t>.</w:t>
       </w:r>
-      <w:r>
-        <w:rPr>
-          <w:sz w:val="28"/>
-          <w:szCs w:val="28"/>
-        </w:rPr>
-        <w:t xml:space="preserve"> </w:t>
-      </w:r>
-      <w:r>
-        <w:rPr>
-          <w:sz w:val="28"/>
-          <w:szCs w:val="28"/>
-        </w:rPr>
-        <w:t>Louis übernimmt</w:t>
-      </w:r>
-      <w:r>
-        <w:rPr>
-          <w:sz w:val="28"/>
-          <w:szCs w:val="28"/>
-        </w:rPr>
-        <w:t xml:space="preserve"> beispielsweise</w:t>
-      </w:r>
-      <w:r>
-        <w:rPr>
-          <w:sz w:val="28"/>
-          <w:szCs w:val="28"/>
-        </w:rPr>
-        <w:t xml:space="preserve"> das Implementieren der Suchfunktion</w:t>
-      </w:r>
-      <w:r>
-        <w:rPr>
-          <w:sz w:val="28"/>
-          <w:szCs w:val="28"/>
-        </w:rPr>
-        <w:t>, das Leaderboard</w:t>
-      </w:r>
-      <w:r>
-        <w:rPr>
-          <w:sz w:val="28"/>
-          <w:szCs w:val="28"/>
-        </w:rPr>
-        <w:t>, sowie Team- und Spieler-Komponenten. Dazu gehört unter anderem auch die geforderten CRUD-Operationen</w:t>
-      </w:r>
-      <w:r>
-        <w:rPr>
-          <w:sz w:val="28"/>
-          <w:szCs w:val="28"/>
-        </w:rPr>
-        <w:t>. Maria hingegen übernimmt die Verantwortlichkeit für die verschiedenen Spielmodi sowie deren CRUD-Operation.</w:t>
-      </w:r>
-    </w:p>
-    <w:p>
-      <w:pPr>
-        <w:rPr>
-          <w:sz w:val="28"/>
-          <w:szCs w:val="28"/>
-        </w:rPr>
-      </w:pPr>
-    </w:p>
-    <w:p>
-      <w:pPr>
-        <w:rPr>
-          <w:sz w:val="28"/>
-          <w:szCs w:val="28"/>
-        </w:rPr>
-      </w:pPr>
-      <w:r>
-        <w:rPr>
-          <w:sz w:val="28"/>
-          <w:szCs w:val="28"/>
-        </w:rPr>
-        <w:t xml:space="preserve">Beim unserem Workflow im Git wird folgendermaßen vorgegangen: Wenn eine neue Komponente oder ein neues Feature in das Projekt implementiert werden soll, werden zuerst alle Änderungen vom Main-Branch mit „git pull“ lokal geholt und schlussendlich ein neuer Branch, auf Basis des Main-Branch, für das eigentliche Feature erstellt. </w:t>
-      </w:r>
-    </w:p>
-    <w:p>
-      <w:pPr>
-        <w:rPr>
-          <w:sz w:val="28"/>
-          <w:szCs w:val="28"/>
-        </w:rPr>
-      </w:pPr>
-      <w:r>
-        <w:rPr>
-          <w:sz w:val="28"/>
-          <w:szCs w:val="28"/>
-        </w:rPr>
-        <w:t>Auf dem Feature-Branch</w:t>
-      </w:r>
-      <w:r>
-        <w:rPr>
-          <w:sz w:val="28"/>
-          <w:szCs w:val="28"/>
-        </w:rPr>
-        <w:t xml:space="preserve"> wird dann der nötige Code programmiert, getestet und in den </w:t>
+    </w:p>
+    <w:p>
+      <w:pPr>
+        <w:rPr>
+          <w:sz w:val="28"/>
+          <w:szCs w:val="28"/>
+        </w:rPr>
+      </w:pPr>
+      <w:r>
+        <w:rPr>
+          <w:sz w:val="28"/>
+          <w:szCs w:val="28"/>
+        </w:rPr>
+        <w:t xml:space="preserve">Schlussendlich wird der </w:t>
       </w:r>
       <w:r>
         <w:rPr>
@@ -2235,42 +2257,28 @@
           <w:sz w:val="28"/>
           <w:szCs w:val="28"/>
         </w:rPr>
-        <w:t>-Branch gemerged.</w:t>
-      </w:r>
-      <w:r>
-        <w:rPr>
-          <w:sz w:val="28"/>
-          <w:szCs w:val="28"/>
-        </w:rPr>
-        <w:t xml:space="preserve"> </w:t>
-      </w:r>
-      <w:r>
-        <w:rPr>
-          <w:sz w:val="28"/>
-          <w:szCs w:val="28"/>
-        </w:rPr>
-        <w:t xml:space="preserve">Sinn und Zweck des </w:t>
-      </w:r>
-      <w:r>
-        <w:rPr>
-          <w:sz w:val="28"/>
-          <w:szCs w:val="28"/>
-        </w:rPr>
-        <w:t>production</w:t>
-      </w:r>
-      <w:r>
-        <w:rPr>
-          <w:sz w:val="28"/>
-          <w:szCs w:val="28"/>
-        </w:rPr>
-        <w:t>-Branch ist es, die Integrität des Main-Branch zu schützen und die Software zu mit allen neuen Änderungen testen</w:t>
-      </w:r>
-      <w:r>
-        <w:rPr>
-          <w:sz w:val="28"/>
-          <w:szCs w:val="28"/>
-        </w:rPr>
-        <w:t xml:space="preserve"> zu können</w:t>
+        <w:t xml:space="preserve">-Branch, insofern es keine Fehler gibt und die neuen Änderungen in der Pull Request </w:t>
+      </w:r>
+      <w:r>
+        <w:rPr>
+          <w:sz w:val="28"/>
+          <w:szCs w:val="28"/>
+        </w:rPr>
+        <w:t>genehmigt</w:t>
+      </w:r>
+      <w:r>
+        <w:rPr>
+          <w:sz w:val="28"/>
+          <w:szCs w:val="28"/>
+        </w:rPr>
+        <w:t xml:space="preserve"> wurden, dann in den Main-Branch</w:t>
+      </w:r>
+      <w:r>
+        <w:rPr>
+          <w:sz w:val="28"/>
+          <w:szCs w:val="28"/>
+        </w:rPr>
+        <w:t xml:space="preserve"> gemerged. So werden die Änderungen dann im Frontend fehlerfrei eingebaut</w:t>
       </w:r>
       <w:r>
         <w:rPr>
@@ -2282,63 +2290,6 @@
     </w:p>
     <w:p>
       <w:pPr>
-        <w:rPr>
-          <w:sz w:val="28"/>
-          <w:szCs w:val="28"/>
-        </w:rPr>
-      </w:pPr>
-      <w:r>
-        <w:rPr>
-          <w:sz w:val="28"/>
-          <w:szCs w:val="28"/>
-        </w:rPr>
-        <w:t xml:space="preserve">Schlussendlich wird der </w:t>
-      </w:r>
-      <w:r>
-        <w:rPr>
-          <w:sz w:val="28"/>
-          <w:szCs w:val="28"/>
-        </w:rPr>
-        <w:t>production</w:t>
-      </w:r>
-      <w:r>
-        <w:rPr>
-          <w:sz w:val="28"/>
-          <w:szCs w:val="28"/>
-        </w:rPr>
-        <w:t xml:space="preserve">-Branch, insofern es keine Fehler gibt und die neuen Änderungen in der Pull Request </w:t>
-      </w:r>
-      <w:r>
-        <w:rPr>
-          <w:sz w:val="28"/>
-          <w:szCs w:val="28"/>
-        </w:rPr>
-        <w:t>genehmigt</w:t>
-      </w:r>
-      <w:r>
-        <w:rPr>
-          <w:sz w:val="28"/>
-          <w:szCs w:val="28"/>
-        </w:rPr>
-        <w:t xml:space="preserve"> wurden, dann in den Main-Branch</w:t>
-      </w:r>
-      <w:r>
-        <w:rPr>
-          <w:sz w:val="28"/>
-          <w:szCs w:val="28"/>
-        </w:rPr>
-        <w:t xml:space="preserve"> gemerged. So werden die Änderungen dann im Frontend fehlerfrei eingebaut</w:t>
-      </w:r>
-      <w:r>
-        <w:rPr>
-          <w:sz w:val="28"/>
-          <w:szCs w:val="28"/>
-        </w:rPr>
-        <w:t>.</w:t>
-      </w:r>
-    </w:p>
-    <w:p>
-      <w:pPr>
         <w:jc w:val="center"/>
         <w:rPr>
           <w:sz w:val="28"/>
@@ -2351,7 +2302,6 @@
           <w:sz w:val="28"/>
           <w:szCs w:val="28"/>
         </w:rPr>
-        <w:lastRenderedPageBreak/>
         <w:drawing>
           <wp:inline distT="0" distB="0" distL="0" distR="0" wp14:anchorId="233BA28D" wp14:editId="52B75731">
             <wp:extent cx="5262179" cy="2402958"/>
@@ -2854,247 +2804,66 @@
     </w:p>
     <w:p>
       <w:pPr>
-        <w:pStyle w:val="Listenabsatz"/>
-        <w:numPr>
-          <w:ilvl w:val="0"/>
-          <w:numId w:val="2"/>
-        </w:numPr>
-        <w:rPr>
-          <w:sz w:val="28"/>
-          <w:szCs w:val="28"/>
-        </w:rPr>
-      </w:pPr>
-      <w:r>
-        <w:rPr>
-          <w:sz w:val="28"/>
-          <w:szCs w:val="28"/>
-        </w:rPr>
-        <w:t>5</w:t>
-      </w:r>
-      <w:r>
-        <w:rPr>
-          <w:sz w:val="28"/>
-          <w:szCs w:val="28"/>
-        </w:rPr>
-        <w:t xml:space="preserve"> Stunde</w:t>
-      </w:r>
-      <w:r>
-        <w:rPr>
-          <w:sz w:val="28"/>
-          <w:szCs w:val="28"/>
-        </w:rPr>
-        <w:t>n</w:t>
-      </w:r>
-      <w:r>
-        <w:rPr>
-          <w:sz w:val="28"/>
-          <w:szCs w:val="28"/>
-        </w:rPr>
-        <w:t xml:space="preserve"> – </w:t>
-      </w:r>
-      <w:r>
-        <w:rPr>
-          <w:sz w:val="28"/>
-          <w:szCs w:val="28"/>
-        </w:rPr>
-        <w:t>Planen</w:t>
-      </w:r>
-      <w:r>
-        <w:rPr>
-          <w:sz w:val="28"/>
-          <w:szCs w:val="28"/>
-        </w:rPr>
-        <w:t xml:space="preserve"> und Erstellen</w:t>
-      </w:r>
-      <w:r>
-        <w:rPr>
-          <w:sz w:val="28"/>
-          <w:szCs w:val="28"/>
-        </w:rPr>
-        <w:t xml:space="preserve"> der Datenbank </w:t>
-      </w:r>
-    </w:p>
-    <w:p>
-      <w:pPr>
-        <w:pStyle w:val="Listenabsatz"/>
-        <w:numPr>
-          <w:ilvl w:val="0"/>
-          <w:numId w:val="2"/>
-        </w:numPr>
-        <w:rPr>
-          <w:sz w:val="28"/>
-          <w:szCs w:val="28"/>
-        </w:rPr>
-      </w:pPr>
-      <w:r>
-        <w:rPr>
-          <w:sz w:val="28"/>
-          <w:szCs w:val="28"/>
-        </w:rPr>
-        <w:t>1</w:t>
-      </w:r>
-      <w:r>
-        <w:rPr>
-          <w:sz w:val="28"/>
-          <w:szCs w:val="28"/>
-        </w:rPr>
-        <w:t>,5</w:t>
-      </w:r>
-      <w:r>
-        <w:rPr>
-          <w:sz w:val="28"/>
-          <w:szCs w:val="28"/>
-        </w:rPr>
-        <w:t xml:space="preserve"> Stunde</w:t>
-      </w:r>
-      <w:r>
-        <w:rPr>
-          <w:sz w:val="28"/>
-          <w:szCs w:val="28"/>
-        </w:rPr>
-        <w:t>n</w:t>
-      </w:r>
-      <w:r>
-        <w:rPr>
-          <w:sz w:val="28"/>
-          <w:szCs w:val="28"/>
-        </w:rPr>
-        <w:t xml:space="preserve"> – Dokumentation schreiben</w:t>
-      </w:r>
-    </w:p>
-    <w:p>
-      <w:pPr>
-        <w:pStyle w:val="Listenabsatz"/>
-        <w:numPr>
-          <w:ilvl w:val="0"/>
-          <w:numId w:val="2"/>
-        </w:numPr>
-        <w:rPr>
-          <w:sz w:val="28"/>
-          <w:szCs w:val="28"/>
-        </w:rPr>
-      </w:pPr>
-      <w:r>
-        <w:rPr>
-          <w:sz w:val="28"/>
-          <w:szCs w:val="28"/>
-        </w:rPr>
-        <w:t>1 Stunde – Vue.js-Projekt erstellen</w:t>
-      </w:r>
-    </w:p>
-    <w:p>
-      <w:pPr>
-        <w:pStyle w:val="Listenabsatz"/>
-        <w:numPr>
-          <w:ilvl w:val="0"/>
-          <w:numId w:val="2"/>
-        </w:numPr>
-        <w:rPr>
-          <w:sz w:val="28"/>
-          <w:szCs w:val="28"/>
-        </w:rPr>
-      </w:pPr>
-      <w:r>
-        <w:rPr>
-          <w:sz w:val="28"/>
-          <w:szCs w:val="28"/>
-        </w:rPr>
-        <w:t>2 Stunden – Startseiten- und Verwaltungs-Komponente</w:t>
-      </w:r>
-    </w:p>
-    <w:p>
-      <w:pPr>
-        <w:pStyle w:val="Listenabsatz"/>
-        <w:numPr>
-          <w:ilvl w:val="0"/>
-          <w:numId w:val="2"/>
-        </w:numPr>
-        <w:rPr>
-          <w:sz w:val="28"/>
-          <w:szCs w:val="28"/>
-        </w:rPr>
-      </w:pPr>
-      <w:r>
-        <w:rPr>
-          <w:sz w:val="28"/>
-          <w:szCs w:val="28"/>
-        </w:rPr>
-        <w:t xml:space="preserve">5 Stunden – Player-Komponenten sowie die notwendigen CRUD-Operationen </w:t>
-      </w:r>
-    </w:p>
-    <w:p>
-      <w:pPr>
-        <w:pStyle w:val="Listenabsatz"/>
-        <w:numPr>
-          <w:ilvl w:val="0"/>
-          <w:numId w:val="2"/>
-        </w:numPr>
-        <w:rPr>
-          <w:sz w:val="28"/>
-          <w:szCs w:val="28"/>
-        </w:rPr>
-      </w:pPr>
-      <w:r>
-        <w:rPr>
-          <w:sz w:val="28"/>
-          <w:szCs w:val="28"/>
-        </w:rPr>
-        <w:t>6 Stunden – Team-Komponenten sowie die notwendigen CRUD-Operationen</w:t>
-      </w:r>
-    </w:p>
-    <w:p>
-      <w:pPr>
-        <w:pStyle w:val="Listenabsatz"/>
-        <w:numPr>
-          <w:ilvl w:val="0"/>
-          <w:numId w:val="2"/>
-        </w:numPr>
-        <w:rPr>
-          <w:sz w:val="28"/>
-          <w:szCs w:val="28"/>
-        </w:rPr>
-      </w:pPr>
-      <w:r>
-        <w:rPr>
-          <w:sz w:val="28"/>
-          <w:szCs w:val="28"/>
-        </w:rPr>
-        <w:t>1 Stunde – Suchfunktion für Spieler</w:t>
-      </w:r>
-    </w:p>
-    <w:p>
-      <w:pPr>
-        <w:pStyle w:val="Listenabsatz"/>
-        <w:numPr>
-          <w:ilvl w:val="0"/>
-          <w:numId w:val="2"/>
-        </w:numPr>
-        <w:rPr>
-          <w:sz w:val="28"/>
-          <w:szCs w:val="28"/>
-        </w:rPr>
-      </w:pPr>
-      <w:r>
-        <w:rPr>
-          <w:sz w:val="28"/>
-          <w:szCs w:val="28"/>
-        </w:rPr>
-        <w:t>2 Stunden – Leaderboard-Komponenten</w:t>
-      </w:r>
-    </w:p>
-    <w:p>
-      <w:pPr>
-        <w:pStyle w:val="berschrift1"/>
-      </w:pPr>
+        <w:rPr>
+          <w:sz w:val="28"/>
+          <w:szCs w:val="28"/>
+        </w:rPr>
+      </w:pPr>
+      <w:r>
+        <w:rPr>
+          <w:sz w:val="28"/>
+          <w:szCs w:val="28"/>
+        </w:rPr>
+        <w:t>In der eingebetteten Datei befindet sich die Rechnung der insgesamt benötigten Arbeitsstunden für das komplette Projekt:</w:t>
+      </w:r>
+    </w:p>
+    <w:bookmarkStart w:id="6" w:name="_MON_1801977644"/>
+    <w:bookmarkEnd w:id="6"/>
+    <w:p>
+      <w:pPr>
+        <w:jc w:val="center"/>
+      </w:pPr>
+      <w:r>
+        <w:rPr>
+          <w:noProof/>
+        </w:rPr>
+        <w:object w:dxaOrig="2900" w:dyaOrig="1880" w14:anchorId="478F257B">
+          <v:shapetype id="_x0000_t75" coordsize="21600,21600" o:spt="75" o:preferrelative="t" path="m@4@5l@4@11@9@11@9@5xe" filled="f" stroked="f">
+            <v:stroke joinstyle="miter"/>
+            <v:formulas>
+              <v:f eqn="if lineDrawn pixelLineWidth 0"/>
+              <v:f eqn="sum @0 1 0"/>
+              <v:f eqn="sum 0 0 @1"/>
+              <v:f eqn="prod @2 1 2"/>
+              <v:f eqn="prod @3 21600 pixelWidth"/>
+              <v:f eqn="prod @3 21600 pixelHeight"/>
+              <v:f eqn="sum @0 0 1"/>
+              <v:f eqn="prod @6 1 2"/>
+              <v:f eqn="prod @7 21600 pixelWidth"/>
+              <v:f eqn="sum @8 21600 0"/>
+              <v:f eqn="prod @7 21600 pixelHeight"/>
+              <v:f eqn="sum @10 21600 0"/>
+            </v:formulas>
+            <v:path o:extrusionok="f" gradientshapeok="t" o:connecttype="rect"/>
+            <o:lock v:ext="edit" aspectratio="t"/>
+          </v:shapetype>
+          <v:shape id="_x0000_i1025" type="#_x0000_t75" alt="" style="width:144.85pt;height:93.75pt;mso-width-percent:0;mso-height-percent:0;mso-width-percent:0;mso-height-percent:0" o:ole="">
+            <v:imagedata r:id="rId13" o:title=""/>
+          </v:shape>
+          <o:OLEObject Type="Embed" ProgID="Word.Document.12" ShapeID="_x0000_i1025" DrawAspect="Icon" ObjectID="_1801977814" r:id="rId14">
+            <o:FieldCodes>\s</o:FieldCodes>
+          </o:OLEObject>
+        </w:object>
+      </w:r>
     </w:p>
     <w:p/>
     <w:p/>
     <w:p/>
     <w:p/>
     <w:sectPr>
-      <w:headerReference w:type="default" r:id="rId13"/>
-      <w:footerReference w:type="even" r:id="rId14"/>
-      <w:footerReference w:type="default" r:id="rId15"/>
+      <w:headerReference w:type="default" r:id="rId15"/>
+      <w:footerReference w:type="even" r:id="rId16"/>
+      <w:footerReference w:type="default" r:id="rId17"/>
       <w:pgSz w:w="11906" w:h="16838"/>
       <w:pgMar w:top="851" w:right="567" w:bottom="851" w:left="567" w:header="708" w:footer="708" w:gutter="0"/>
       <w:cols w:space="708"/>

--- a/Assets/Projektdokumentation.docx
+++ b/Assets/Projektdokumentation.docx
@@ -1467,7 +1467,24 @@
           <w:sz w:val="28"/>
           <w:szCs w:val="28"/>
         </w:rPr>
-        <w:t>lauffähige Teamverwaltungssoftware für MOBA-Spiele im Rahmen des zweiten Lehrjahres an der BBS1 zu entwickeln, welche die folgenden Anforderung hat:</w:t>
+        <w:t xml:space="preserve">lauffähige </w:t>
+      </w:r>
+      <w:hyperlink r:id="rId8" w:history="1">
+        <w:r>
+          <w:rPr>
+            <w:rStyle w:val="Hyperlink"/>
+            <w:sz w:val="28"/>
+            <w:szCs w:val="28"/>
+          </w:rPr>
+          <w:t>Teamverwaltungssoftware</w:t>
+        </w:r>
+      </w:hyperlink>
+      <w:r>
+        <w:rPr>
+          <w:sz w:val="28"/>
+          <w:szCs w:val="28"/>
+        </w:rPr>
+        <w:t xml:space="preserve"> für MOBA-Spiele im Rahmen des zweiten Lehrjahres an der BBS1 zu entwickeln, welche die folgenden Anforderung hat:</w:t>
       </w:r>
     </w:p>
     <w:p>
@@ -1741,7 +1758,7 @@
                     <pic:cNvPicPr/>
                   </pic:nvPicPr>
                   <pic:blipFill>
-                    <a:blip r:embed="rId8"/>
+                    <a:blip r:embed="rId9"/>
                     <a:stretch>
                       <a:fillRect/>
                     </a:stretch>
@@ -2318,7 +2335,7 @@
                     <pic:cNvPicPr/>
                   </pic:nvPicPr>
                   <pic:blipFill>
-                    <a:blip r:embed="rId9"/>
+                    <a:blip r:embed="rId10"/>
                     <a:stretch>
                       <a:fillRect/>
                     </a:stretch>
@@ -2377,7 +2394,7 @@
                     <pic:cNvPicPr/>
                   </pic:nvPicPr>
                   <pic:blipFill>
-                    <a:blip r:embed="rId10"/>
+                    <a:blip r:embed="rId11"/>
                     <a:stretch>
                       <a:fillRect/>
                     </a:stretch>
@@ -2430,7 +2447,7 @@
                     <pic:cNvPicPr/>
                   </pic:nvPicPr>
                   <pic:blipFill>
-                    <a:blip r:embed="rId11"/>
+                    <a:blip r:embed="rId12"/>
                     <a:stretch>
                       <a:fillRect/>
                     </a:stretch>
@@ -2476,7 +2493,7 @@
         </w:rPr>
         <w:t xml:space="preserve">Für das Entwickeln der Teamverwaltungssoftware wurde das JavaScript-Framework </w:t>
       </w:r>
-      <w:hyperlink r:id="rId12" w:history="1">
+      <w:hyperlink r:id="rId13" w:history="1">
         <w:r>
           <w:rPr>
             <w:rStyle w:val="Hyperlink"/>
@@ -2757,7 +2774,14 @@
           <w:sz w:val="28"/>
           <w:szCs w:val="28"/>
         </w:rPr>
-        <w:t>das die Anwendung nutzerfreundlich</w:t>
+        <w:t>dass</w:t>
+      </w:r>
+      <w:r>
+        <w:rPr>
+          <w:sz w:val="28"/>
+          <w:szCs w:val="28"/>
+        </w:rPr>
+        <w:t xml:space="preserve"> die Anwendung nutzerfreundlich</w:t>
       </w:r>
       <w:r>
         <w:rPr>
@@ -2847,10 +2871,10 @@
             <v:path o:extrusionok="f" gradientshapeok="t" o:connecttype="rect"/>
             <o:lock v:ext="edit" aspectratio="t"/>
           </v:shapetype>
-          <v:shape id="_x0000_i1025" type="#_x0000_t75" alt="" style="width:144.85pt;height:93.75pt;mso-width-percent:0;mso-height-percent:0;mso-width-percent:0;mso-height-percent:0" o:ole="">
-            <v:imagedata r:id="rId13" o:title=""/>
+          <v:shape id="_x0000_i1025" type="#_x0000_t75" alt="" style="width:144.7pt;height:94.1pt;mso-width-percent:0;mso-height-percent:0;mso-width-percent:0;mso-height-percent:0" o:ole="">
+            <v:imagedata r:id="rId14" o:title=""/>
           </v:shape>
-          <o:OLEObject Type="Embed" ProgID="Word.Document.12" ShapeID="_x0000_i1025" DrawAspect="Icon" ObjectID="_1801977814" r:id="rId14">
+          <o:OLEObject Type="Embed" ProgID="Word.Document.12" ShapeID="_x0000_i1025" DrawAspect="Icon" ObjectID="_1802503756" r:id="rId15">
             <o:FieldCodes>\s</o:FieldCodes>
           </o:OLEObject>
         </w:object>
@@ -2861,9 +2885,9 @@
     <w:p/>
     <w:p/>
     <w:sectPr>
-      <w:headerReference w:type="default" r:id="rId15"/>
-      <w:footerReference w:type="even" r:id="rId16"/>
-      <w:footerReference w:type="default" r:id="rId17"/>
+      <w:headerReference w:type="default" r:id="rId16"/>
+      <w:footerReference w:type="even" r:id="rId17"/>
+      <w:footerReference w:type="default" r:id="rId18"/>
       <w:pgSz w:w="11906" w:h="16838"/>
       <w:pgMar w:top="851" w:right="567" w:bottom="851" w:left="567" w:header="708" w:footer="708" w:gutter="0"/>
       <w:cols w:space="708"/>
@@ -3038,10 +3062,7 @@
       <w:t>LF8</w:t>
     </w:r>
     <w:r>
-      <w:tab/>
-    </w:r>
-    <w:r>
-      <w:t xml:space="preserve">                            </w:t>
+      <w:t xml:space="preserve"> - </w:t>
     </w:r>
     <w:r>
       <w:t>Datenbanken</w:t>
@@ -3050,10 +3071,28 @@
       <w:tab/>
     </w:r>
     <w:r>
-      <w:tab/>
+      <w:t xml:space="preserve">                                                   Kundenauftrag</w:t>
     </w:r>
     <w:r>
-      <w:t>10.10.2024</w:t>
+      <w:t xml:space="preserve">                            </w:t>
+    </w:r>
+    <w:r>
+      <w:t xml:space="preserve">                                               </w:t>
+    </w:r>
+    <w:r>
+      <w:t>03</w:t>
+    </w:r>
+    <w:r>
+      <w:t>.</w:t>
+    </w:r>
+    <w:r>
+      <w:t>03</w:t>
+    </w:r>
+    <w:r>
+      <w:t>.202</w:t>
+    </w:r>
+    <w:r>
+      <w:t>5</w:t>
     </w:r>
   </w:p>
 </w:hdr>
@@ -5539,6 +5578,18 @@
       <w14:ligatures w14:val="none"/>
     </w:rPr>
   </w:style>
+  <w:style w:type="character" w:styleId="BesuchterLink">
+    <w:name w:val="FollowedHyperlink"/>
+    <w:basedOn w:val="Absatz-Standardschriftart"/>
+    <w:uiPriority w:val="99"/>
+    <w:semiHidden/>
+    <w:unhideWhenUsed/>
+    <w:rsid w:val="00BD459F"/>
+    <w:rPr>
+      <w:color w:val="96607D" w:themeColor="followedHyperlink"/>
+      <w:u w:val="single"/>
+    </w:rPr>
+  </w:style>
 </w:styles>
 </file>
 

--- a/Assets/Projektdokumentation.docx
+++ b/Assets/Projektdokumentation.docx
@@ -217,13 +217,11 @@
       </w:r>
       <w:r>
         <w:rPr>
-          <w:b/>
-          <w:bCs/>
-          <w:color w:val="FF0000"/>
-          <w:sz w:val="28"/>
-          <w:szCs w:val="28"/>
-        </w:rPr>
-        <w:t>Bitte einfügen</w:t>
+          <w:color w:val="000000" w:themeColor="text1"/>
+          <w:sz w:val="28"/>
+          <w:szCs w:val="28"/>
+        </w:rPr>
+        <w:t>22.03.2025</w:t>
       </w:r>
     </w:p>
     <w:p>
@@ -546,9 +544,7 @@
       <w:pPr>
         <w:spacing w:line="276" w:lineRule="auto"/>
         <w:rPr>
-          <w:b/>
-          <w:bCs/>
-          <w:color w:val="FF0000"/>
+          <w:color w:val="000000" w:themeColor="text1"/>
           <w:sz w:val="28"/>
           <w:szCs w:val="28"/>
         </w:rPr>
@@ -565,13 +561,11 @@
       </w:r>
       <w:r>
         <w:rPr>
-          <w:b/>
-          <w:bCs/>
-          <w:color w:val="FF0000"/>
-          <w:sz w:val="28"/>
-          <w:szCs w:val="28"/>
-        </w:rPr>
-        <w:t>Bitte einfügen</w:t>
+          <w:color w:val="000000" w:themeColor="text1"/>
+          <w:sz w:val="28"/>
+          <w:szCs w:val="28"/>
+        </w:rPr>
+        <w:t>Mainz</w:t>
       </w:r>
     </w:p>
     <w:p>
@@ -579,32 +573,28 @@
         <w:spacing w:line="276" w:lineRule="auto"/>
         <w:rPr>
           <w:rFonts w:asciiTheme="majorHAnsi" w:hAnsiTheme="majorHAnsi"/>
+          <w:color w:val="000000" w:themeColor="text1"/>
+          <w:sz w:val="28"/>
+          <w:szCs w:val="28"/>
+        </w:rPr>
+      </w:pPr>
+      <w:r>
+        <w:rPr>
           <w:b/>
           <w:bCs/>
           <w:color w:val="000000" w:themeColor="text1"/>
           <w:sz w:val="28"/>
           <w:szCs w:val="28"/>
         </w:rPr>
-      </w:pPr>
-      <w:r>
-        <w:rPr>
-          <w:b/>
-          <w:bCs/>
+        <w:t xml:space="preserve">Datum: </w:t>
+      </w:r>
+      <w:r>
+        <w:rPr>
           <w:color w:val="000000" w:themeColor="text1"/>
           <w:sz w:val="28"/>
           <w:szCs w:val="28"/>
         </w:rPr>
-        <w:t xml:space="preserve">Datum: </w:t>
-      </w:r>
-      <w:r>
-        <w:rPr>
-          <w:b/>
-          <w:bCs/>
-          <w:color w:val="FF0000"/>
-          <w:sz w:val="28"/>
-          <w:szCs w:val="28"/>
-        </w:rPr>
-        <w:t>Bitte einfügen</w:t>
+        <w:t>22.03.2025</w:t>
       </w:r>
     </w:p>
     <w:sdt>
@@ -2066,107 +2056,6 @@
           <w:sz w:val="28"/>
           <w:szCs w:val="28"/>
         </w:rPr>
-        <w:t xml:space="preserve">Schlussendlich </w:t>
-      </w:r>
-      <w:r>
-        <w:rPr>
-          <w:sz w:val="28"/>
-          <w:szCs w:val="28"/>
-        </w:rPr>
-        <w:t>haben</w:t>
-      </w:r>
-      <w:r>
-        <w:rPr>
-          <w:sz w:val="28"/>
-          <w:szCs w:val="28"/>
-        </w:rPr>
-        <w:t xml:space="preserve"> wir in die Software-Programmierung</w:t>
-      </w:r>
-      <w:r>
-        <w:rPr>
-          <w:sz w:val="28"/>
-          <w:szCs w:val="28"/>
-        </w:rPr>
-        <w:t xml:space="preserve"> mit der Planung der Aufgaben begonnen</w:t>
-      </w:r>
-      <w:r>
-        <w:rPr>
-          <w:sz w:val="28"/>
-          <w:szCs w:val="28"/>
-        </w:rPr>
-        <w:t>. Oliver und Dominik, die Systemintegratoren der Gruppe, übernehmen das Testen der Software, die Datenbank-Logik, das Erstellen von notwendigen Diagrammen sowie Texte schreiben</w:t>
-      </w:r>
-      <w:r>
-        <w:rPr>
-          <w:sz w:val="28"/>
-          <w:szCs w:val="28"/>
-        </w:rPr>
-        <w:t xml:space="preserve"> für die verschiedenen Komponenten</w:t>
-      </w:r>
-      <w:r>
-        <w:rPr>
-          <w:sz w:val="28"/>
-          <w:szCs w:val="28"/>
-        </w:rPr>
-        <w:t>.</w:t>
-      </w:r>
-      <w:r>
-        <w:rPr>
-          <w:sz w:val="28"/>
-          <w:szCs w:val="28"/>
-        </w:rPr>
-        <w:t xml:space="preserve"> </w:t>
-      </w:r>
-    </w:p>
-    <w:p>
-      <w:pPr>
-        <w:rPr>
-          <w:sz w:val="28"/>
-          <w:szCs w:val="28"/>
-        </w:rPr>
-      </w:pPr>
-      <w:r>
-        <w:rPr>
-          <w:sz w:val="28"/>
-          <w:szCs w:val="28"/>
-        </w:rPr>
-        <w:t>Die Anwendungsentwickler Maria und Louis übernehmen die Arbeit im Frontend</w:t>
-      </w:r>
-      <w:r>
-        <w:rPr>
-          <w:sz w:val="28"/>
-          <w:szCs w:val="28"/>
-        </w:rPr>
-        <w:t xml:space="preserve"> und teilen sich die verschiedenen Komponenten untereinander auf.</w:t>
-      </w:r>
-      <w:r>
-        <w:rPr>
-          <w:sz w:val="28"/>
-          <w:szCs w:val="28"/>
-        </w:rPr>
-        <w:t xml:space="preserve"> Louis übernimmt das Implementieren der Suchfunktion, sowie Team- und Spieler-Komponenten. Dazu gehört unter anderem auch die geforderten CRUD-Operationen</w:t>
-      </w:r>
-    </w:p>
-    <w:p>
-      <w:pPr>
-        <w:rPr>
-          <w:sz w:val="28"/>
-          <w:szCs w:val="28"/>
-        </w:rPr>
-      </w:pPr>
-    </w:p>
-    <w:p>
-      <w:pPr>
-        <w:rPr>
-          <w:sz w:val="28"/>
-          <w:szCs w:val="28"/>
-        </w:rPr>
-      </w:pPr>
-      <w:r>
-        <w:rPr>
-          <w:sz w:val="28"/>
-          <w:szCs w:val="28"/>
-        </w:rPr>
         <w:t xml:space="preserve">Beim unserem Workflow im Git wird folgendermaßen vorgegangen: Wenn eine neue Komponente oder ein neues Feature in das Projekt implementiert werden soll, werden zuerst alle Änderungen vom Main-Branch mit „git pull“ lokal geholt und schlussendlich ein neuer Branch, auf Basis des Main-Branch, für das eigentliche Feature erstellt. </w:t>
       </w:r>
     </w:p>
@@ -2363,6 +2252,7 @@
         <w:pStyle w:val="berschrift1"/>
       </w:pPr>
       <w:r>
+        <w:lastRenderedPageBreak/>
         <w:t>ER-Modell</w:t>
       </w:r>
       <w:bookmarkEnd w:id="2"/>
@@ -2871,10 +2761,10 @@
             <v:path o:extrusionok="f" gradientshapeok="t" o:connecttype="rect"/>
             <o:lock v:ext="edit" aspectratio="t"/>
           </v:shapetype>
-          <v:shape id="_x0000_i1025" type="#_x0000_t75" alt="" style="width:144.7pt;height:94.1pt;mso-width-percent:0;mso-height-percent:0;mso-width-percent:0;mso-height-percent:0" o:ole="">
+          <v:shape id="_x0000_i1025" type="#_x0000_t75" alt="" style="width:145pt;height:94pt;mso-width-percent:0;mso-height-percent:0;mso-width-percent:0;mso-height-percent:0" o:ole="">
             <v:imagedata r:id="rId14" o:title=""/>
           </v:shape>
-          <o:OLEObject Type="Embed" ProgID="Word.Document.12" ShapeID="_x0000_i1025" DrawAspect="Icon" ObjectID="_1802503756" r:id="rId15">
+          <o:OLEObject Type="Embed" ProgID="Word.Document.12" ShapeID="_x0000_i1025" DrawAspect="Icon" ObjectID="_1803665240" r:id="rId15">
             <o:FieldCodes>\s</o:FieldCodes>
           </o:OLEObject>
         </w:object>
@@ -3062,10 +2952,7 @@
       <w:t>LF8</w:t>
     </w:r>
     <w:r>
-      <w:t xml:space="preserve"> - </w:t>
-    </w:r>
-    <w:r>
-      <w:t>Datenbanken</w:t>
+      <w:t xml:space="preserve"> - Datenbanken</w:t>
     </w:r>
     <w:r>
       <w:tab/>
